--- a/src/main/resources/templates/GiaiNgan/y-kien-quan-tri.docx
+++ b/src/main/resources/templates/GiaiNgan/y-kien-quan-tri.docx
@@ -6,6 +6,9 @@
       <w:pPr>
         <w:shd w:val="clear" w:color="auto" w:fill="D9D9D9"/>
         <w:spacing w:after="88"/>
+        <w:rPr>
+          <w:rFonts w:ascii="Times New Roman" w:hAnsi="Times New Roman" w:cs="Times New Roman"/>
+        </w:rPr>
       </w:pPr>
       <w:r>
         <w:rPr>
@@ -24,13 +27,52 @@
         </w:numPr>
         <w:spacing w:after="94" w:line="260" w:lineRule="auto"/>
         <w:ind w:hanging="140"/>
+        <w:rPr>
+          <w:rFonts w:ascii="Times New Roman" w:hAnsi="Times New Roman" w:cs="Times New Roman"/>
+        </w:rPr>
       </w:pPr>
       <w:r>
         <w:rPr>
           <w:rFonts w:ascii="Times New Roman" w:eastAsia="Times New Roman" w:hAnsi="Times New Roman" w:cs="Times New Roman"/>
           <w:sz w:val="24"/>
         </w:rPr>
-        <w:t>Đồng ý giải ngân cho Công ty CP TM XNK Huy Tiến Dũng, theo Đề xuất giải ngân số: …... /ĐXGN và Hợp đồng tín dụng cụ thể số: 01.104/2025/10987477/HĐTDCT ngày 02/04/2026, nội dung sau:</w:t>
+        <w:t xml:space="preserve">Đồng ý giải ngân cho Công ty CP TM XNK Huy Tiến Dũng, theo Đề xuất giải ngân số: …... /ĐXGN và Hợp đồng tín dụng cụ thể số: </w:t>
+      </w:r>
+      <w:r>
+        <w:rPr>
+          <w:rFonts w:ascii="Times New Roman" w:eastAsia="Times New Roman" w:hAnsi="Times New Roman" w:cs="Times New Roman"/>
+          <w:sz w:val="24"/>
+        </w:rPr>
+        <w:t xml:space="preserve">{{HDTDCT}} </w:t>
+      </w:r>
+      <w:r>
+        <w:rPr>
+          <w:rFonts w:ascii="Times New Roman" w:eastAsia="Times New Roman" w:hAnsi="Times New Roman" w:cs="Times New Roman"/>
+          <w:sz w:val="24"/>
+        </w:rPr>
+        <w:t>ngày</w:t>
+      </w:r>
+      <w:r>
+        <w:rPr>
+          <w:rFonts w:ascii="Times New Roman" w:eastAsia="Times New Roman" w:hAnsi="Times New Roman" w:cs="Times New Roman"/>
+          <w:sz w:val="24"/>
+        </w:rPr>
+        <w:t xml:space="preserve"> </w:t>
+      </w:r>
+      <w:r>
+        <w:rPr>
+          <w:rFonts w:ascii="Times New Roman" w:hAnsi="Times New Roman" w:cs="Times New Roman"/>
+          <w:i/>
+          <w:color w:val="156082" w:themeColor="accent1"/>
+        </w:rPr>
+        <w:t>{{CURRENT _DATE}}</w:t>
+      </w:r>
+      <w:r>
+        <w:rPr>
+          <w:rFonts w:ascii="Times New Roman" w:eastAsia="Times New Roman" w:hAnsi="Times New Roman" w:cs="Times New Roman"/>
+          <w:sz w:val="24"/>
+        </w:rPr>
+        <w:t>, nội dung sau:</w:t>
       </w:r>
     </w:p>
     <w:p>
@@ -41,6 +83,9 @@
         </w:numPr>
         <w:spacing w:after="4" w:line="260" w:lineRule="auto"/>
         <w:ind w:hanging="140"/>
+        <w:rPr>
+          <w:rFonts w:ascii="Times New Roman" w:hAnsi="Times New Roman" w:cs="Times New Roman"/>
+        </w:rPr>
       </w:pPr>
       <w:r>
         <w:rPr>
@@ -62,10 +107,10 @@
         <w:tblLook w:val="04A0" w:firstRow="1" w:lastRow="0" w:firstColumn="1" w:lastColumn="0" w:noHBand="0" w:noVBand="1"/>
       </w:tblPr>
       <w:tblGrid>
-        <w:gridCol w:w="432"/>
-        <w:gridCol w:w="3889"/>
-        <w:gridCol w:w="1728"/>
-        <w:gridCol w:w="3522"/>
+        <w:gridCol w:w="896"/>
+        <w:gridCol w:w="3725"/>
+        <w:gridCol w:w="1701"/>
+        <w:gridCol w:w="3249"/>
       </w:tblGrid>
       <w:tr>
         <w:trPr>
@@ -73,7 +118,7 @@
         </w:trPr>
         <w:tc>
           <w:tcPr>
-            <w:tcW w:w="432" w:type="dxa"/>
+            <w:tcW w:w="896" w:type="dxa"/>
             <w:tcBorders>
               <w:top w:val="single" w:sz="8" w:space="0" w:color="000000"/>
               <w:left w:val="single" w:sz="8" w:space="0" w:color="000000"/>
@@ -85,6 +130,9 @@
           <w:p>
             <w:pPr>
               <w:jc w:val="both"/>
+              <w:rPr>
+                <w:rFonts w:ascii="Times New Roman" w:hAnsi="Times New Roman" w:cs="Times New Roman"/>
+              </w:rPr>
             </w:pPr>
             <w:r>
               <w:rPr>
@@ -98,7 +146,7 @@
         </w:tc>
         <w:tc>
           <w:tcPr>
-            <w:tcW w:w="3889" w:type="dxa"/>
+            <w:tcW w:w="3725" w:type="dxa"/>
             <w:tcBorders>
               <w:top w:val="single" w:sz="8" w:space="0" w:color="000000"/>
               <w:left w:val="single" w:sz="8" w:space="0" w:color="000000"/>
@@ -111,6 +159,9 @@
             <w:pPr>
               <w:ind w:right="23"/>
               <w:jc w:val="center"/>
+              <w:rPr>
+                <w:rFonts w:ascii="Times New Roman" w:hAnsi="Times New Roman" w:cs="Times New Roman"/>
+              </w:rPr>
             </w:pPr>
             <w:r>
               <w:rPr>
@@ -124,7 +175,7 @@
         </w:tc>
         <w:tc>
           <w:tcPr>
-            <w:tcW w:w="1728" w:type="dxa"/>
+            <w:tcW w:w="1701" w:type="dxa"/>
             <w:tcBorders>
               <w:top w:val="single" w:sz="8" w:space="0" w:color="000000"/>
               <w:left w:val="single" w:sz="8" w:space="0" w:color="000000"/>
@@ -137,6 +188,9 @@
               <w:spacing w:after="2"/>
               <w:ind w:right="38"/>
               <w:jc w:val="center"/>
+              <w:rPr>
+                <w:rFonts w:ascii="Times New Roman" w:hAnsi="Times New Roman" w:cs="Times New Roman"/>
+              </w:rPr>
             </w:pPr>
             <w:r>
               <w:rPr>
@@ -151,6 +205,9 @@
             <w:pPr>
               <w:ind w:right="36"/>
               <w:jc w:val="center"/>
+              <w:rPr>
+                <w:rFonts w:ascii="Times New Roman" w:hAnsi="Times New Roman" w:cs="Times New Roman"/>
+              </w:rPr>
             </w:pPr>
             <w:r>
               <w:rPr>
@@ -164,7 +221,7 @@
         </w:tc>
         <w:tc>
           <w:tcPr>
-            <w:tcW w:w="3522" w:type="dxa"/>
+            <w:tcW w:w="3249" w:type="dxa"/>
             <w:tcBorders>
               <w:top w:val="single" w:sz="8" w:space="0" w:color="000000"/>
               <w:left w:val="single" w:sz="8" w:space="0" w:color="000000"/>
@@ -177,6 +234,9 @@
             <w:pPr>
               <w:ind w:right="24"/>
               <w:jc w:val="center"/>
+              <w:rPr>
+                <w:rFonts w:ascii="Times New Roman" w:hAnsi="Times New Roman" w:cs="Times New Roman"/>
+              </w:rPr>
             </w:pPr>
             <w:r>
               <w:rPr>
@@ -195,7 +255,7 @@
         </w:trPr>
         <w:tc>
           <w:tcPr>
-            <w:tcW w:w="432" w:type="dxa"/>
+            <w:tcW w:w="896" w:type="dxa"/>
             <w:tcBorders>
               <w:top w:val="single" w:sz="8" w:space="0" w:color="000000"/>
               <w:left w:val="single" w:sz="8" w:space="0" w:color="000000"/>
@@ -208,19 +268,21 @@
             <w:pPr>
               <w:ind w:right="41"/>
               <w:jc w:val="right"/>
+              <w:rPr>
+                <w:rFonts w:ascii="Times New Roman" w:hAnsi="Times New Roman" w:cs="Times New Roman"/>
+              </w:rPr>
             </w:pPr>
             <w:r>
               <w:rPr>
-                <w:rFonts w:ascii="Times New Roman" w:eastAsia="Times New Roman" w:hAnsi="Times New Roman" w:cs="Times New Roman"/>
-                <w:sz w:val="24"/>
-              </w:rPr>
-              <w:t>1</w:t>
+                <w:rFonts w:ascii="Times New Roman" w:hAnsi="Times New Roman" w:cs="Times New Roman"/>
+              </w:rPr>
+              <w:t>{{STT}}</w:t>
             </w:r>
           </w:p>
         </w:tc>
         <w:tc>
           <w:tcPr>
-            <w:tcW w:w="3889" w:type="dxa"/>
+            <w:tcW w:w="3725" w:type="dxa"/>
             <w:tcBorders>
               <w:top w:val="single" w:sz="8" w:space="0" w:color="000000"/>
               <w:left w:val="single" w:sz="8" w:space="0" w:color="000000"/>
@@ -231,55 +293,115 @@
           </w:tcPr>
           <w:p>
             <w:pPr>
-              <w:spacing w:after="2"/>
-              <w:ind w:right="-30"/>
-              <w:jc w:val="both"/>
+              <w:rPr>
+                <w:rFonts w:ascii="Times New Roman" w:hAnsi="Times New Roman" w:cs="Times New Roman"/>
+              </w:rPr>
             </w:pPr>
             <w:r>
               <w:rPr>
-                <w:rFonts w:ascii="Times New Roman" w:eastAsia="Times New Roman" w:hAnsi="Times New Roman" w:cs="Times New Roman"/>
-                <w:sz w:val="24"/>
-              </w:rPr>
-              <w:t>Thanh toán 75% giá trị xe hoặc các xe: -</w:t>
+                <w:rFonts w:ascii="Times New Roman" w:hAnsi="Times New Roman" w:cs="Times New Roman"/>
+                <w:color w:val="6373BA"/>
+                <w:sz w:val="20"/>
+                <w:szCs w:val="20"/>
+              </w:rPr>
+              <w:t>Thanh toán {{guarantee_rate</w:t>
             </w:r>
-          </w:p>
-          <w:p>
-            <w:pPr>
-              <w:spacing w:after="1" w:line="261" w:lineRule="auto"/>
-            </w:pPr>
+            <w:proofErr w:type="gramStart"/>
             <w:r>
               <w:rPr>
-                <w:rFonts w:ascii="Times New Roman" w:eastAsia="Times New Roman" w:hAnsi="Times New Roman" w:cs="Times New Roman"/>
-                <w:sz w:val="24"/>
-              </w:rPr>
-              <w:t xml:space="preserve">Xe ô tô chở người, nhãn hiệu Vinfast LIMO GREEN (xe điện), mới 100%, xuất xứ: Việt Nam, số khung: </w:t>
+                <w:rFonts w:ascii="Times New Roman" w:hAnsi="Times New Roman" w:cs="Times New Roman"/>
+                <w:color w:val="6373BA"/>
+                <w:sz w:val="20"/>
+                <w:szCs w:val="20"/>
+              </w:rPr>
+              <w:t>}}%</w:t>
             </w:r>
-          </w:p>
-          <w:p>
-            <w:pPr>
-              <w:spacing w:after="2"/>
-            </w:pPr>
+            <w:proofErr w:type="gramEnd"/>
             <w:r>
               <w:rPr>
-                <w:rFonts w:ascii="Times New Roman" w:eastAsia="Times New Roman" w:hAnsi="Times New Roman" w:cs="Times New Roman"/>
-                <w:sz w:val="24"/>
-              </w:rPr>
-              <w:t xml:space="preserve">RLLVFPNT6TH711763, số máy: </w:t>
+                <w:rFonts w:ascii="Times New Roman" w:hAnsi="Times New Roman" w:cs="Times New Roman"/>
+                <w:color w:val="6373BA"/>
+                <w:sz w:val="20"/>
+                <w:szCs w:val="20"/>
+              </w:rPr>
+              <w:t xml:space="preserve"> giá trị </w:t>
             </w:r>
-          </w:p>
-          <w:p>
             <w:r>
               <w:rPr>
-                <w:rFonts w:ascii="Times New Roman" w:eastAsia="Times New Roman" w:hAnsi="Times New Roman" w:cs="Times New Roman"/>
-                <w:sz w:val="24"/>
-              </w:rPr>
-              <w:t>ENBALB25C150174</w:t>
+                <w:rFonts w:ascii="Times New Roman" w:hAnsi="Times New Roman" w:cs="Times New Roman"/>
+                <w:sz w:val="20"/>
+                <w:szCs w:val="20"/>
+              </w:rPr>
+              <w:t>{{description}}</w:t>
+            </w:r>
+            <w:r>
+              <w:rPr>
+                <w:rFonts w:ascii="Times New Roman" w:hAnsi="Times New Roman" w:cs="Times New Roman"/>
+                <w:color w:val="6373BA"/>
+                <w:sz w:val="20"/>
+                <w:szCs w:val="20"/>
+              </w:rPr>
+              <w:t>, số khung:</w:t>
+            </w:r>
+            <w:r>
+              <w:rPr>
+                <w:rFonts w:ascii="Times New Roman" w:hAnsi="Times New Roman" w:cs="Times New Roman"/>
+                <w:sz w:val="20"/>
+                <w:szCs w:val="20"/>
+              </w:rPr>
+              <w:t xml:space="preserve"> {{chassis}}</w:t>
+            </w:r>
+            <w:r>
+              <w:rPr>
+                <w:rFonts w:ascii="Times New Roman" w:hAnsi="Times New Roman" w:cs="Times New Roman"/>
+                <w:color w:val="6373BA"/>
+                <w:sz w:val="20"/>
+                <w:szCs w:val="20"/>
+              </w:rPr>
+              <w:t>, số máy:</w:t>
+            </w:r>
+            <w:r>
+              <w:rPr>
+                <w:rFonts w:ascii="Times New Roman" w:hAnsi="Times New Roman" w:cs="Times New Roman"/>
+                <w:sz w:val="20"/>
+                <w:szCs w:val="20"/>
+              </w:rPr>
+              <w:t xml:space="preserve"> {{engine}} </w:t>
+            </w:r>
+            <w:r>
+              <w:rPr>
+                <w:rFonts w:ascii="Times New Roman" w:hAnsi="Times New Roman" w:cs="Times New Roman"/>
+                <w:color w:val="6373BA"/>
+                <w:sz w:val="20"/>
+                <w:szCs w:val="20"/>
+              </w:rPr>
+              <w:t>theo bảo lãnh thanh toán số: {{TBL</w:t>
+            </w:r>
+            <w:proofErr w:type="gramStart"/>
+            <w:r>
+              <w:rPr>
+                <w:rFonts w:ascii="Times New Roman" w:hAnsi="Times New Roman" w:cs="Times New Roman"/>
+                <w:color w:val="6373BA"/>
+                <w:sz w:val="20"/>
+                <w:szCs w:val="20"/>
+              </w:rPr>
+              <w:t>}}(</w:t>
+            </w:r>
+            <w:proofErr w:type="gramEnd"/>
+            <w:r>
+              <w:rPr>
+                <w:rFonts w:ascii="Times New Roman" w:hAnsi="Times New Roman" w:cs="Times New Roman"/>
+                <w:color w:val="6373BA"/>
+                <w:sz w:val="20"/>
+                <w:szCs w:val="20"/>
+              </w:rPr>
+              <w:t>Ref: {{REF}}) ngày 46063</w:t>
             </w:r>
           </w:p>
         </w:tc>
         <w:tc>
           <w:tcPr>
-            <w:tcW w:w="1728" w:type="dxa"/>
+            <w:tcW w:w="1701" w:type="dxa"/>
             <w:tcBorders>
               <w:top w:val="single" w:sz="8" w:space="0" w:color="000000"/>
               <w:left w:val="single" w:sz="8" w:space="0" w:color="000000"/>
@@ -292,19 +414,30 @@
             <w:pPr>
               <w:ind w:right="34"/>
               <w:jc w:val="center"/>
+              <w:rPr>
+                <w:rFonts w:ascii="Times New Roman" w:hAnsi="Times New Roman" w:cs="Times New Roman"/>
+              </w:rPr>
             </w:pPr>
             <w:r>
               <w:rPr>
                 <w:rFonts w:ascii="Times New Roman" w:eastAsia="Times New Roman" w:hAnsi="Times New Roman" w:cs="Times New Roman"/>
                 <w:sz w:val="24"/>
               </w:rPr>
-              <w:t xml:space="preserve"> 539,280,000 </w:t>
+              <w:t xml:space="preserve"> </w:t>
+            </w:r>
+            <w:r>
+              <w:rPr>
+                <w:rFonts w:ascii="Times New Roman" w:hAnsi="Times New Roman" w:cs="Times New Roman"/>
+                <w:sz w:val="20"/>
+                <w:szCs w:val="20"/>
+              </w:rPr>
+              <w:t>{{price}}</w:t>
             </w:r>
           </w:p>
         </w:tc>
         <w:tc>
           <w:tcPr>
-            <w:tcW w:w="3522" w:type="dxa"/>
+            <w:tcW w:w="3249" w:type="dxa"/>
             <w:tcBorders>
               <w:top w:val="single" w:sz="8" w:space="0" w:color="000000"/>
               <w:left w:val="single" w:sz="8" w:space="0" w:color="000000"/>
@@ -321,6 +454,9 @@
               </w:numPr>
               <w:spacing w:after="2"/>
               <w:ind w:hanging="140"/>
+              <w:rPr>
+                <w:rFonts w:ascii="Times New Roman" w:hAnsi="Times New Roman" w:cs="Times New Roman"/>
+              </w:rPr>
             </w:pPr>
             <w:r>
               <w:rPr>
@@ -337,1103 +473,34 @@
                 <w:numId w:val="2"/>
               </w:numPr>
               <w:ind w:hanging="140"/>
+              <w:rPr>
+                <w:rFonts w:ascii="Times New Roman" w:hAnsi="Times New Roman" w:cs="Times New Roman"/>
+              </w:rPr>
             </w:pPr>
             <w:r>
               <w:rPr>
                 <w:rFonts w:ascii="Times New Roman" w:eastAsia="Times New Roman" w:hAnsi="Times New Roman" w:cs="Times New Roman"/>
                 <w:sz w:val="24"/>
               </w:rPr>
-              <w:t>UNC ngày 04/02/2026</w:t>
+              <w:t xml:space="preserve">UNC ngày </w:t>
             </w:r>
-          </w:p>
-        </w:tc>
-      </w:tr>
-      <w:tr>
-        <w:trPr>
-          <w:trHeight w:val="2777"/>
-        </w:trPr>
-        <w:tc>
-          <w:tcPr>
-            <w:tcW w:w="432" w:type="dxa"/>
-            <w:tcBorders>
-              <w:top w:val="single" w:sz="8" w:space="0" w:color="000000"/>
-              <w:left w:val="single" w:sz="8" w:space="0" w:color="000000"/>
-              <w:bottom w:val="single" w:sz="8" w:space="0" w:color="000000"/>
-              <w:right w:val="single" w:sz="8" w:space="0" w:color="000000"/>
-            </w:tcBorders>
-            <w:vAlign w:val="center"/>
-          </w:tcPr>
-          <w:p>
-            <w:pPr>
-              <w:ind w:right="41"/>
-              <w:jc w:val="right"/>
-            </w:pPr>
+            <w:proofErr w:type="gramStart"/>
             <w:r>
               <w:rPr>
-                <w:rFonts w:ascii="Times New Roman" w:eastAsia="Times New Roman" w:hAnsi="Times New Roman" w:cs="Times New Roman"/>
-                <w:sz w:val="24"/>
-              </w:rPr>
-              <w:t>2</w:t>
+                <w:rFonts w:ascii="Times New Roman" w:hAnsi="Times New Roman" w:cs="Times New Roman"/>
+                <w:i/>
+                <w:color w:val="156082" w:themeColor="accent1"/>
+              </w:rPr>
+              <w:t>{{ CURRENT</w:t>
             </w:r>
-          </w:p>
-        </w:tc>
-        <w:tc>
-          <w:tcPr>
-            <w:tcW w:w="3889" w:type="dxa"/>
-            <w:tcBorders>
-              <w:top w:val="single" w:sz="8" w:space="0" w:color="000000"/>
-              <w:left w:val="single" w:sz="8" w:space="0" w:color="000000"/>
-              <w:bottom w:val="single" w:sz="8" w:space="0" w:color="000000"/>
-              <w:right w:val="single" w:sz="8" w:space="0" w:color="000000"/>
-            </w:tcBorders>
-            <w:vAlign w:val="center"/>
-          </w:tcPr>
-          <w:p>
-            <w:pPr>
-              <w:spacing w:after="2"/>
-              <w:ind w:right="-30"/>
-              <w:jc w:val="both"/>
-            </w:pPr>
+            <w:proofErr w:type="gramEnd"/>
             <w:r>
               <w:rPr>
-                <w:rFonts w:ascii="Times New Roman" w:eastAsia="Times New Roman" w:hAnsi="Times New Roman" w:cs="Times New Roman"/>
-                <w:sz w:val="24"/>
-              </w:rPr>
-              <w:t>Thanh toán 75% giá trị xe hoặc các xe: -</w:t>
-            </w:r>
-          </w:p>
-          <w:p>
-            <w:pPr>
-              <w:spacing w:line="261" w:lineRule="auto"/>
-            </w:pPr>
-            <w:r>
-              <w:rPr>
-                <w:rFonts w:ascii="Times New Roman" w:eastAsia="Times New Roman" w:hAnsi="Times New Roman" w:cs="Times New Roman"/>
-                <w:sz w:val="24"/>
-              </w:rPr>
-              <w:t xml:space="preserve">Xe ô tô chở người, nhãn hiệu Vinfast LIMO GREEN (xe điện), mới 100%, xuất xứ: Việt Nam, số khung: </w:t>
-            </w:r>
-          </w:p>
-          <w:p>
-            <w:pPr>
-              <w:spacing w:after="2"/>
-            </w:pPr>
-            <w:r>
-              <w:rPr>
-                <w:rFonts w:ascii="Times New Roman" w:eastAsia="Times New Roman" w:hAnsi="Times New Roman" w:cs="Times New Roman"/>
-                <w:sz w:val="24"/>
-              </w:rPr>
-              <w:t xml:space="preserve">RLLVFPNT3TH703989, số máy: </w:t>
-            </w:r>
-          </w:p>
-          <w:p>
-            <w:r>
-              <w:rPr>
-                <w:rFonts w:ascii="Times New Roman" w:eastAsia="Times New Roman" w:hAnsi="Times New Roman" w:cs="Times New Roman"/>
-                <w:sz w:val="24"/>
-              </w:rPr>
-              <w:t>ENBALB25C070112</w:t>
-            </w:r>
-          </w:p>
-        </w:tc>
-        <w:tc>
-          <w:tcPr>
-            <w:tcW w:w="1728" w:type="dxa"/>
-            <w:tcBorders>
-              <w:top w:val="single" w:sz="8" w:space="0" w:color="000000"/>
-              <w:left w:val="single" w:sz="8" w:space="0" w:color="000000"/>
-              <w:bottom w:val="single" w:sz="8" w:space="0" w:color="000000"/>
-              <w:right w:val="single" w:sz="8" w:space="0" w:color="000000"/>
-            </w:tcBorders>
-            <w:vAlign w:val="center"/>
-          </w:tcPr>
-          <w:p>
-            <w:pPr>
-              <w:ind w:right="34"/>
-              <w:jc w:val="center"/>
-            </w:pPr>
-            <w:r>
-              <w:rPr>
-                <w:rFonts w:ascii="Times New Roman" w:eastAsia="Times New Roman" w:hAnsi="Times New Roman" w:cs="Times New Roman"/>
-                <w:sz w:val="24"/>
-              </w:rPr>
-              <w:t xml:space="preserve"> 539,280,000 </w:t>
-            </w:r>
-          </w:p>
-        </w:tc>
-        <w:tc>
-          <w:tcPr>
-            <w:tcW w:w="3522" w:type="dxa"/>
-            <w:tcBorders>
-              <w:top w:val="single" w:sz="8" w:space="0" w:color="000000"/>
-              <w:left w:val="single" w:sz="8" w:space="0" w:color="000000"/>
-              <w:bottom w:val="single" w:sz="8" w:space="0" w:color="000000"/>
-              <w:right w:val="single" w:sz="8" w:space="0" w:color="000000"/>
-            </w:tcBorders>
-            <w:vAlign w:val="center"/>
-          </w:tcPr>
-          <w:p>
-            <w:pPr>
-              <w:numPr>
-                <w:ilvl w:val="0"/>
-                <w:numId w:val="3"/>
-              </w:numPr>
-              <w:spacing w:after="2"/>
-              <w:ind w:hanging="140"/>
-            </w:pPr>
-            <w:r>
-              <w:rPr>
-                <w:rFonts w:ascii="Times New Roman" w:eastAsia="Times New Roman" w:hAnsi="Times New Roman" w:cs="Times New Roman"/>
-                <w:sz w:val="24"/>
-              </w:rPr>
-              <w:t>Hồ sơ xe và các đề nghị có liên quan.</w:t>
-            </w:r>
-          </w:p>
-          <w:p>
-            <w:pPr>
-              <w:numPr>
-                <w:ilvl w:val="0"/>
-                <w:numId w:val="3"/>
-              </w:numPr>
-              <w:ind w:hanging="140"/>
-            </w:pPr>
-            <w:r>
-              <w:rPr>
-                <w:rFonts w:ascii="Times New Roman" w:eastAsia="Times New Roman" w:hAnsi="Times New Roman" w:cs="Times New Roman"/>
-                <w:sz w:val="24"/>
-              </w:rPr>
-              <w:t>UNC ngày 04/02/2026</w:t>
-            </w:r>
-          </w:p>
-        </w:tc>
-      </w:tr>
-      <w:tr>
-        <w:trPr>
-          <w:trHeight w:val="2892"/>
-        </w:trPr>
-        <w:tc>
-          <w:tcPr>
-            <w:tcW w:w="432" w:type="dxa"/>
-            <w:tcBorders>
-              <w:top w:val="single" w:sz="8" w:space="0" w:color="000000"/>
-              <w:left w:val="single" w:sz="8" w:space="0" w:color="000000"/>
-              <w:bottom w:val="single" w:sz="8" w:space="0" w:color="000000"/>
-              <w:right w:val="single" w:sz="8" w:space="0" w:color="000000"/>
-            </w:tcBorders>
-            <w:vAlign w:val="center"/>
-          </w:tcPr>
-          <w:p>
-            <w:pPr>
-              <w:ind w:right="41"/>
-              <w:jc w:val="right"/>
-            </w:pPr>
-            <w:r>
-              <w:rPr>
-                <w:rFonts w:ascii="Times New Roman" w:eastAsia="Times New Roman" w:hAnsi="Times New Roman" w:cs="Times New Roman"/>
-                <w:sz w:val="24"/>
-              </w:rPr>
-              <w:t>3</w:t>
-            </w:r>
-          </w:p>
-        </w:tc>
-        <w:tc>
-          <w:tcPr>
-            <w:tcW w:w="3889" w:type="dxa"/>
-            <w:tcBorders>
-              <w:top w:val="single" w:sz="8" w:space="0" w:color="000000"/>
-              <w:left w:val="single" w:sz="8" w:space="0" w:color="000000"/>
-              <w:bottom w:val="single" w:sz="8" w:space="0" w:color="000000"/>
-              <w:right w:val="single" w:sz="8" w:space="0" w:color="000000"/>
-            </w:tcBorders>
-            <w:vAlign w:val="center"/>
-          </w:tcPr>
-          <w:p>
-            <w:pPr>
-              <w:spacing w:after="2"/>
-              <w:ind w:right="-30"/>
-              <w:jc w:val="both"/>
-            </w:pPr>
-            <w:r>
-              <w:rPr>
-                <w:rFonts w:ascii="Times New Roman" w:eastAsia="Times New Roman" w:hAnsi="Times New Roman" w:cs="Times New Roman"/>
-                <w:sz w:val="24"/>
-              </w:rPr>
-              <w:t>Thanh toán 75% giá trị xe hoặc các xe: -</w:t>
-            </w:r>
-          </w:p>
-          <w:p>
-            <w:pPr>
-              <w:spacing w:line="261" w:lineRule="auto"/>
-            </w:pPr>
-            <w:r>
-              <w:rPr>
-                <w:rFonts w:ascii="Times New Roman" w:eastAsia="Times New Roman" w:hAnsi="Times New Roman" w:cs="Times New Roman"/>
-                <w:sz w:val="24"/>
-              </w:rPr>
-              <w:t xml:space="preserve">Xe ô tô chở người, nhãn hiệu Vinfast LIMO GREEN (xe điện), mới 100%, xuất xứ: Việt Nam, số khung: </w:t>
-            </w:r>
-          </w:p>
-          <w:p>
-            <w:pPr>
-              <w:spacing w:after="2"/>
-            </w:pPr>
-            <w:r>
-              <w:rPr>
-                <w:rFonts w:ascii="Times New Roman" w:eastAsia="Times New Roman" w:hAnsi="Times New Roman" w:cs="Times New Roman"/>
-                <w:sz w:val="24"/>
-              </w:rPr>
-              <w:t xml:space="preserve">RLLVFPNT7TH703980, số máy: </w:t>
-            </w:r>
-          </w:p>
-          <w:p>
-            <w:r>
-              <w:rPr>
-                <w:rFonts w:ascii="Times New Roman" w:eastAsia="Times New Roman" w:hAnsi="Times New Roman" w:cs="Times New Roman"/>
-                <w:sz w:val="24"/>
-              </w:rPr>
-              <w:t>ENBALB25C110270</w:t>
-            </w:r>
-          </w:p>
-        </w:tc>
-        <w:tc>
-          <w:tcPr>
-            <w:tcW w:w="1728" w:type="dxa"/>
-            <w:tcBorders>
-              <w:top w:val="single" w:sz="8" w:space="0" w:color="000000"/>
-              <w:left w:val="single" w:sz="8" w:space="0" w:color="000000"/>
-              <w:bottom w:val="single" w:sz="8" w:space="0" w:color="000000"/>
-              <w:right w:val="single" w:sz="8" w:space="0" w:color="000000"/>
-            </w:tcBorders>
-            <w:vAlign w:val="center"/>
-          </w:tcPr>
-          <w:p>
-            <w:pPr>
-              <w:ind w:right="34"/>
-              <w:jc w:val="center"/>
-            </w:pPr>
-            <w:r>
-              <w:rPr>
-                <w:rFonts w:ascii="Times New Roman" w:eastAsia="Times New Roman" w:hAnsi="Times New Roman" w:cs="Times New Roman"/>
-                <w:sz w:val="24"/>
-              </w:rPr>
-              <w:t xml:space="preserve"> 539,280,000 </w:t>
-            </w:r>
-          </w:p>
-        </w:tc>
-        <w:tc>
-          <w:tcPr>
-            <w:tcW w:w="3522" w:type="dxa"/>
-            <w:tcBorders>
-              <w:top w:val="single" w:sz="8" w:space="0" w:color="000000"/>
-              <w:left w:val="single" w:sz="8" w:space="0" w:color="000000"/>
-              <w:bottom w:val="single" w:sz="8" w:space="0" w:color="000000"/>
-              <w:right w:val="single" w:sz="8" w:space="0" w:color="000000"/>
-            </w:tcBorders>
-            <w:vAlign w:val="center"/>
-          </w:tcPr>
-          <w:p>
-            <w:pPr>
-              <w:numPr>
-                <w:ilvl w:val="0"/>
-                <w:numId w:val="4"/>
-              </w:numPr>
-              <w:spacing w:after="2"/>
-              <w:ind w:hanging="140"/>
-            </w:pPr>
-            <w:r>
-              <w:rPr>
-                <w:rFonts w:ascii="Times New Roman" w:eastAsia="Times New Roman" w:hAnsi="Times New Roman" w:cs="Times New Roman"/>
-                <w:sz w:val="24"/>
-              </w:rPr>
-              <w:t>Hồ sơ xe và các đề nghị có liên quan.</w:t>
-            </w:r>
-          </w:p>
-          <w:p>
-            <w:pPr>
-              <w:numPr>
-                <w:ilvl w:val="0"/>
-                <w:numId w:val="4"/>
-              </w:numPr>
-              <w:ind w:hanging="140"/>
-            </w:pPr>
-            <w:r>
-              <w:rPr>
-                <w:rFonts w:ascii="Times New Roman" w:eastAsia="Times New Roman" w:hAnsi="Times New Roman" w:cs="Times New Roman"/>
-                <w:sz w:val="24"/>
-              </w:rPr>
-              <w:t>UNC ngày 04/02/2026</w:t>
-            </w:r>
-          </w:p>
-        </w:tc>
-      </w:tr>
-      <w:tr>
-        <w:trPr>
-          <w:trHeight w:val="2441"/>
-        </w:trPr>
-        <w:tc>
-          <w:tcPr>
-            <w:tcW w:w="432" w:type="dxa"/>
-            <w:tcBorders>
-              <w:top w:val="single" w:sz="8" w:space="0" w:color="000000"/>
-              <w:left w:val="single" w:sz="8" w:space="0" w:color="000000"/>
-              <w:bottom w:val="nil"/>
-              <w:right w:val="single" w:sz="8" w:space="0" w:color="000000"/>
-            </w:tcBorders>
-            <w:vAlign w:val="center"/>
-          </w:tcPr>
-          <w:p>
-            <w:pPr>
-              <w:ind w:right="41"/>
-              <w:jc w:val="right"/>
-            </w:pPr>
-            <w:r>
-              <w:rPr>
-                <w:rFonts w:ascii="Times New Roman" w:eastAsia="Times New Roman" w:hAnsi="Times New Roman" w:cs="Times New Roman"/>
-                <w:sz w:val="24"/>
-              </w:rPr>
-              <w:lastRenderedPageBreak/>
-              <w:t>4</w:t>
-            </w:r>
-          </w:p>
-        </w:tc>
-        <w:tc>
-          <w:tcPr>
-            <w:tcW w:w="3889" w:type="dxa"/>
-            <w:tcBorders>
-              <w:top w:val="single" w:sz="8" w:space="0" w:color="000000"/>
-              <w:left w:val="single" w:sz="8" w:space="0" w:color="000000"/>
-              <w:bottom w:val="single" w:sz="8" w:space="0" w:color="000000"/>
-              <w:right w:val="single" w:sz="8" w:space="0" w:color="000000"/>
-            </w:tcBorders>
-            <w:vAlign w:val="center"/>
-          </w:tcPr>
-          <w:p>
-            <w:pPr>
-              <w:spacing w:after="2"/>
-              <w:ind w:right="-30"/>
-              <w:jc w:val="both"/>
-            </w:pPr>
-            <w:r>
-              <w:rPr>
-                <w:rFonts w:ascii="Times New Roman" w:eastAsia="Times New Roman" w:hAnsi="Times New Roman" w:cs="Times New Roman"/>
-                <w:sz w:val="24"/>
-              </w:rPr>
-              <w:t>Thanh toán 75% giá trị xe hoặc các xe: -</w:t>
-            </w:r>
-          </w:p>
-          <w:p>
-            <w:pPr>
-              <w:spacing w:line="261" w:lineRule="auto"/>
-            </w:pPr>
-            <w:r>
-              <w:rPr>
-                <w:rFonts w:ascii="Times New Roman" w:eastAsia="Times New Roman" w:hAnsi="Times New Roman" w:cs="Times New Roman"/>
-                <w:sz w:val="24"/>
-              </w:rPr>
-              <w:t xml:space="preserve">Xe ô tô chở người, nhãn hiệu Vinfast LIMO GREEN (xe điện), mới 100%, xuất xứ: Việt Nam, số khung: </w:t>
-            </w:r>
-          </w:p>
-          <w:p>
-            <w:pPr>
-              <w:spacing w:after="2"/>
-            </w:pPr>
-            <w:r>
-              <w:rPr>
-                <w:rFonts w:ascii="Times New Roman" w:eastAsia="Times New Roman" w:hAnsi="Times New Roman" w:cs="Times New Roman"/>
-                <w:sz w:val="24"/>
-              </w:rPr>
-              <w:t xml:space="preserve">RLLVFPNT7TH713229, số máy: </w:t>
-            </w:r>
-          </w:p>
-          <w:p>
-            <w:r>
-              <w:rPr>
-                <w:rFonts w:ascii="Times New Roman" w:eastAsia="Times New Roman" w:hAnsi="Times New Roman" w:cs="Times New Roman"/>
-                <w:sz w:val="24"/>
-              </w:rPr>
-              <w:t>ENBALB25C200032</w:t>
-            </w:r>
-          </w:p>
-        </w:tc>
-        <w:tc>
-          <w:tcPr>
-            <w:tcW w:w="1728" w:type="dxa"/>
-            <w:tcBorders>
-              <w:top w:val="single" w:sz="8" w:space="0" w:color="000000"/>
-              <w:left w:val="single" w:sz="8" w:space="0" w:color="000000"/>
-              <w:bottom w:val="single" w:sz="8" w:space="0" w:color="000000"/>
-              <w:right w:val="single" w:sz="8" w:space="0" w:color="000000"/>
-            </w:tcBorders>
-            <w:vAlign w:val="center"/>
-          </w:tcPr>
-          <w:p>
-            <w:pPr>
-              <w:ind w:right="34"/>
-              <w:jc w:val="center"/>
-            </w:pPr>
-            <w:r>
-              <w:rPr>
-                <w:rFonts w:ascii="Times New Roman" w:eastAsia="Times New Roman" w:hAnsi="Times New Roman" w:cs="Times New Roman"/>
-                <w:sz w:val="24"/>
-              </w:rPr>
-              <w:t xml:space="preserve"> 539,280,000 </w:t>
-            </w:r>
-          </w:p>
-        </w:tc>
-        <w:tc>
-          <w:tcPr>
-            <w:tcW w:w="3522" w:type="dxa"/>
-            <w:tcBorders>
-              <w:top w:val="single" w:sz="8" w:space="0" w:color="000000"/>
-              <w:left w:val="single" w:sz="8" w:space="0" w:color="000000"/>
-              <w:bottom w:val="single" w:sz="8" w:space="0" w:color="000000"/>
-              <w:right w:val="single" w:sz="8" w:space="0" w:color="000000"/>
-            </w:tcBorders>
-            <w:vAlign w:val="center"/>
-          </w:tcPr>
-          <w:p>
-            <w:pPr>
-              <w:numPr>
-                <w:ilvl w:val="0"/>
-                <w:numId w:val="5"/>
-              </w:numPr>
-              <w:spacing w:after="2"/>
-              <w:ind w:hanging="140"/>
-            </w:pPr>
-            <w:r>
-              <w:rPr>
-                <w:rFonts w:ascii="Times New Roman" w:eastAsia="Times New Roman" w:hAnsi="Times New Roman" w:cs="Times New Roman"/>
-                <w:sz w:val="24"/>
-              </w:rPr>
-              <w:t>Hồ sơ xe và các đề nghị có liên quan.</w:t>
-            </w:r>
-          </w:p>
-          <w:p>
-            <w:pPr>
-              <w:numPr>
-                <w:ilvl w:val="0"/>
-                <w:numId w:val="5"/>
-              </w:numPr>
-              <w:ind w:hanging="140"/>
-            </w:pPr>
-            <w:r>
-              <w:rPr>
-                <w:rFonts w:ascii="Times New Roman" w:eastAsia="Times New Roman" w:hAnsi="Times New Roman" w:cs="Times New Roman"/>
-                <w:sz w:val="24"/>
-              </w:rPr>
-              <w:t>UNC ngày 04/02/2026</w:t>
-            </w:r>
-          </w:p>
-        </w:tc>
-      </w:tr>
-      <w:tr>
-        <w:trPr>
-          <w:trHeight w:val="2441"/>
-        </w:trPr>
-        <w:tc>
-          <w:tcPr>
-            <w:tcW w:w="432" w:type="dxa"/>
-            <w:tcBorders>
-              <w:top w:val="single" w:sz="8" w:space="0" w:color="000000"/>
-              <w:left w:val="single" w:sz="8" w:space="0" w:color="000000"/>
-              <w:bottom w:val="single" w:sz="8" w:space="0" w:color="000000"/>
-              <w:right w:val="single" w:sz="8" w:space="0" w:color="000000"/>
-            </w:tcBorders>
-            <w:vAlign w:val="center"/>
-          </w:tcPr>
-          <w:p>
-            <w:pPr>
-              <w:ind w:right="41"/>
-              <w:jc w:val="right"/>
-            </w:pPr>
-            <w:r>
-              <w:rPr>
-                <w:rFonts w:ascii="Times New Roman" w:eastAsia="Times New Roman" w:hAnsi="Times New Roman" w:cs="Times New Roman"/>
-                <w:sz w:val="24"/>
-              </w:rPr>
-              <w:t>5</w:t>
-            </w:r>
-          </w:p>
-        </w:tc>
-        <w:tc>
-          <w:tcPr>
-            <w:tcW w:w="3889" w:type="dxa"/>
-            <w:tcBorders>
-              <w:top w:val="single" w:sz="8" w:space="0" w:color="000000"/>
-              <w:left w:val="single" w:sz="8" w:space="0" w:color="000000"/>
-              <w:bottom w:val="single" w:sz="8" w:space="0" w:color="000000"/>
-              <w:right w:val="single" w:sz="8" w:space="0" w:color="000000"/>
-            </w:tcBorders>
-            <w:vAlign w:val="center"/>
-          </w:tcPr>
-          <w:p>
-            <w:pPr>
-              <w:spacing w:after="2"/>
-              <w:ind w:right="-30"/>
-              <w:jc w:val="both"/>
-            </w:pPr>
-            <w:r>
-              <w:rPr>
-                <w:rFonts w:ascii="Times New Roman" w:eastAsia="Times New Roman" w:hAnsi="Times New Roman" w:cs="Times New Roman"/>
-                <w:sz w:val="24"/>
-              </w:rPr>
-              <w:t>Thanh toán 75% giá trị xe hoặc các xe: -</w:t>
-            </w:r>
-          </w:p>
-          <w:p>
-            <w:pPr>
-              <w:spacing w:line="261" w:lineRule="auto"/>
-            </w:pPr>
-            <w:r>
-              <w:rPr>
-                <w:rFonts w:ascii="Times New Roman" w:eastAsia="Times New Roman" w:hAnsi="Times New Roman" w:cs="Times New Roman"/>
-                <w:sz w:val="24"/>
-              </w:rPr>
-              <w:t xml:space="preserve">Xe ô tô chở người, nhãn hiệu Vinfast LIMO GREEN (xe điện), mới 100%, xuất xứ: Việt Nam, số khung: </w:t>
-            </w:r>
-          </w:p>
-          <w:p>
-            <w:pPr>
-              <w:spacing w:after="2"/>
-            </w:pPr>
-            <w:r>
-              <w:rPr>
-                <w:rFonts w:ascii="Times New Roman" w:eastAsia="Times New Roman" w:hAnsi="Times New Roman" w:cs="Times New Roman"/>
-                <w:sz w:val="24"/>
-              </w:rPr>
-              <w:t xml:space="preserve">RLLVFPNT0TH713508, số máy: </w:t>
-            </w:r>
-          </w:p>
-          <w:p>
-            <w:r>
-              <w:rPr>
-                <w:rFonts w:ascii="Times New Roman" w:eastAsia="Times New Roman" w:hAnsi="Times New Roman" w:cs="Times New Roman"/>
-                <w:sz w:val="24"/>
-              </w:rPr>
-              <w:t>ENBALB25C280009</w:t>
-            </w:r>
-          </w:p>
-        </w:tc>
-        <w:tc>
-          <w:tcPr>
-            <w:tcW w:w="1728" w:type="dxa"/>
-            <w:tcBorders>
-              <w:top w:val="single" w:sz="8" w:space="0" w:color="000000"/>
-              <w:left w:val="single" w:sz="8" w:space="0" w:color="000000"/>
-              <w:bottom w:val="single" w:sz="8" w:space="0" w:color="000000"/>
-              <w:right w:val="single" w:sz="8" w:space="0" w:color="000000"/>
-            </w:tcBorders>
-            <w:vAlign w:val="center"/>
-          </w:tcPr>
-          <w:p>
-            <w:pPr>
-              <w:ind w:right="34"/>
-              <w:jc w:val="center"/>
-            </w:pPr>
-            <w:r>
-              <w:rPr>
-                <w:rFonts w:ascii="Times New Roman" w:eastAsia="Times New Roman" w:hAnsi="Times New Roman" w:cs="Times New Roman"/>
-                <w:sz w:val="24"/>
-              </w:rPr>
-              <w:t xml:space="preserve"> 539,280,000 </w:t>
-            </w:r>
-          </w:p>
-        </w:tc>
-        <w:tc>
-          <w:tcPr>
-            <w:tcW w:w="3522" w:type="dxa"/>
-            <w:tcBorders>
-              <w:top w:val="single" w:sz="8" w:space="0" w:color="000000"/>
-              <w:left w:val="single" w:sz="8" w:space="0" w:color="000000"/>
-              <w:bottom w:val="single" w:sz="8" w:space="0" w:color="000000"/>
-              <w:right w:val="single" w:sz="8" w:space="0" w:color="000000"/>
-            </w:tcBorders>
-            <w:vAlign w:val="center"/>
-          </w:tcPr>
-          <w:p>
-            <w:pPr>
-              <w:numPr>
-                <w:ilvl w:val="0"/>
-                <w:numId w:val="6"/>
-              </w:numPr>
-              <w:spacing w:after="2"/>
-              <w:ind w:hanging="140"/>
-            </w:pPr>
-            <w:r>
-              <w:rPr>
-                <w:rFonts w:ascii="Times New Roman" w:eastAsia="Times New Roman" w:hAnsi="Times New Roman" w:cs="Times New Roman"/>
-                <w:sz w:val="24"/>
-              </w:rPr>
-              <w:t>Hồ sơ xe và các đề nghị có liên quan.</w:t>
-            </w:r>
-          </w:p>
-          <w:p>
-            <w:pPr>
-              <w:numPr>
-                <w:ilvl w:val="0"/>
-                <w:numId w:val="6"/>
-              </w:numPr>
-              <w:ind w:hanging="140"/>
-            </w:pPr>
-            <w:r>
-              <w:rPr>
-                <w:rFonts w:ascii="Times New Roman" w:eastAsia="Times New Roman" w:hAnsi="Times New Roman" w:cs="Times New Roman"/>
-                <w:sz w:val="24"/>
-              </w:rPr>
-              <w:t>UNC ngày 04/02/2026</w:t>
-            </w:r>
-          </w:p>
-        </w:tc>
-      </w:tr>
-      <w:tr>
-        <w:trPr>
-          <w:trHeight w:val="2645"/>
-        </w:trPr>
-        <w:tc>
-          <w:tcPr>
-            <w:tcW w:w="432" w:type="dxa"/>
-            <w:tcBorders>
-              <w:top w:val="single" w:sz="8" w:space="0" w:color="000000"/>
-              <w:left w:val="single" w:sz="8" w:space="0" w:color="000000"/>
-              <w:bottom w:val="single" w:sz="8" w:space="0" w:color="000000"/>
-              <w:right w:val="single" w:sz="8" w:space="0" w:color="000000"/>
-            </w:tcBorders>
-            <w:vAlign w:val="center"/>
-          </w:tcPr>
-          <w:p>
-            <w:pPr>
-              <w:ind w:right="41"/>
-              <w:jc w:val="right"/>
-            </w:pPr>
-            <w:r>
-              <w:rPr>
-                <w:rFonts w:ascii="Times New Roman" w:eastAsia="Times New Roman" w:hAnsi="Times New Roman" w:cs="Times New Roman"/>
-                <w:sz w:val="24"/>
-              </w:rPr>
-              <w:t>6</w:t>
-            </w:r>
-          </w:p>
-        </w:tc>
-        <w:tc>
-          <w:tcPr>
-            <w:tcW w:w="3889" w:type="dxa"/>
-            <w:tcBorders>
-              <w:top w:val="single" w:sz="8" w:space="0" w:color="000000"/>
-              <w:left w:val="single" w:sz="8" w:space="0" w:color="000000"/>
-              <w:bottom w:val="single" w:sz="8" w:space="0" w:color="000000"/>
-              <w:right w:val="single" w:sz="8" w:space="0" w:color="000000"/>
-            </w:tcBorders>
-            <w:vAlign w:val="center"/>
-          </w:tcPr>
-          <w:p>
-            <w:pPr>
-              <w:spacing w:after="2"/>
-              <w:ind w:right="-30"/>
-              <w:jc w:val="both"/>
-            </w:pPr>
-            <w:r>
-              <w:rPr>
-                <w:rFonts w:ascii="Times New Roman" w:eastAsia="Times New Roman" w:hAnsi="Times New Roman" w:cs="Times New Roman"/>
-                <w:sz w:val="24"/>
-              </w:rPr>
-              <w:t>Thanh toán 75% giá trị xe hoặc các xe: -</w:t>
-            </w:r>
-          </w:p>
-          <w:p>
-            <w:pPr>
-              <w:spacing w:line="261" w:lineRule="auto"/>
-            </w:pPr>
-            <w:r>
-              <w:rPr>
-                <w:rFonts w:ascii="Times New Roman" w:eastAsia="Times New Roman" w:hAnsi="Times New Roman" w:cs="Times New Roman"/>
-                <w:sz w:val="24"/>
-              </w:rPr>
-              <w:t xml:space="preserve">Xe ô tô chở người, nhãn hiệu Vinfast VF3 PLUS (xe điện), mới 100%, xuất xứ: Việt Nam, số khung: RLNVBL9K4TT703462, số máy: </w:t>
-            </w:r>
-          </w:p>
-          <w:p>
-            <w:r>
-              <w:rPr>
-                <w:rFonts w:ascii="Times New Roman" w:eastAsia="Times New Roman" w:hAnsi="Times New Roman" w:cs="Times New Roman"/>
-                <w:sz w:val="24"/>
-              </w:rPr>
-              <w:t>TZ160X30G25122800054</w:t>
-            </w:r>
-          </w:p>
-        </w:tc>
-        <w:tc>
-          <w:tcPr>
-            <w:tcW w:w="1728" w:type="dxa"/>
-            <w:tcBorders>
-              <w:top w:val="single" w:sz="8" w:space="0" w:color="000000"/>
-              <w:left w:val="single" w:sz="8" w:space="0" w:color="000000"/>
-              <w:bottom w:val="single" w:sz="8" w:space="0" w:color="000000"/>
-              <w:right w:val="single" w:sz="8" w:space="0" w:color="000000"/>
-            </w:tcBorders>
-            <w:vAlign w:val="center"/>
-          </w:tcPr>
-          <w:p>
-            <w:pPr>
-              <w:ind w:right="34"/>
-              <w:jc w:val="center"/>
-            </w:pPr>
-            <w:r>
-              <w:rPr>
-                <w:rFonts w:ascii="Times New Roman" w:eastAsia="Times New Roman" w:hAnsi="Times New Roman" w:cs="Times New Roman"/>
-                <w:sz w:val="24"/>
-              </w:rPr>
-              <w:t xml:space="preserve"> 226,800,000 </w:t>
-            </w:r>
-          </w:p>
-        </w:tc>
-        <w:tc>
-          <w:tcPr>
-            <w:tcW w:w="3522" w:type="dxa"/>
-            <w:tcBorders>
-              <w:top w:val="single" w:sz="8" w:space="0" w:color="000000"/>
-              <w:left w:val="single" w:sz="8" w:space="0" w:color="000000"/>
-              <w:bottom w:val="single" w:sz="8" w:space="0" w:color="000000"/>
-              <w:right w:val="single" w:sz="8" w:space="0" w:color="000000"/>
-            </w:tcBorders>
-            <w:vAlign w:val="center"/>
-          </w:tcPr>
-          <w:p>
-            <w:pPr>
-              <w:numPr>
-                <w:ilvl w:val="0"/>
-                <w:numId w:val="7"/>
-              </w:numPr>
-              <w:spacing w:after="2"/>
-              <w:ind w:hanging="140"/>
-            </w:pPr>
-            <w:r>
-              <w:rPr>
-                <w:rFonts w:ascii="Times New Roman" w:eastAsia="Times New Roman" w:hAnsi="Times New Roman" w:cs="Times New Roman"/>
-                <w:sz w:val="24"/>
-              </w:rPr>
-              <w:t>Hồ sơ xe và các đề nghị có liên quan.</w:t>
-            </w:r>
-          </w:p>
-          <w:p>
-            <w:pPr>
-              <w:numPr>
-                <w:ilvl w:val="0"/>
-                <w:numId w:val="7"/>
-              </w:numPr>
-              <w:ind w:hanging="140"/>
-            </w:pPr>
-            <w:r>
-              <w:rPr>
-                <w:rFonts w:ascii="Times New Roman" w:eastAsia="Times New Roman" w:hAnsi="Times New Roman" w:cs="Times New Roman"/>
-                <w:sz w:val="24"/>
-              </w:rPr>
-              <w:t>UNC ngày 04/02/2026</w:t>
-            </w:r>
-          </w:p>
-        </w:tc>
-      </w:tr>
-      <w:tr>
-        <w:trPr>
-          <w:trHeight w:val="2703"/>
-        </w:trPr>
-        <w:tc>
-          <w:tcPr>
-            <w:tcW w:w="432" w:type="dxa"/>
-            <w:tcBorders>
-              <w:top w:val="single" w:sz="8" w:space="0" w:color="000000"/>
-              <w:left w:val="single" w:sz="8" w:space="0" w:color="000000"/>
-              <w:bottom w:val="single" w:sz="8" w:space="0" w:color="000000"/>
-              <w:right w:val="single" w:sz="8" w:space="0" w:color="000000"/>
-            </w:tcBorders>
-            <w:vAlign w:val="center"/>
-          </w:tcPr>
-          <w:p>
-            <w:pPr>
-              <w:ind w:right="41"/>
-              <w:jc w:val="right"/>
-            </w:pPr>
-            <w:r>
-              <w:rPr>
-                <w:rFonts w:ascii="Times New Roman" w:eastAsia="Times New Roman" w:hAnsi="Times New Roman" w:cs="Times New Roman"/>
-                <w:sz w:val="24"/>
-              </w:rPr>
-              <w:t>7</w:t>
-            </w:r>
-          </w:p>
-        </w:tc>
-        <w:tc>
-          <w:tcPr>
-            <w:tcW w:w="3889" w:type="dxa"/>
-            <w:tcBorders>
-              <w:top w:val="single" w:sz="8" w:space="0" w:color="000000"/>
-              <w:left w:val="single" w:sz="8" w:space="0" w:color="000000"/>
-              <w:bottom w:val="single" w:sz="8" w:space="0" w:color="000000"/>
-              <w:right w:val="single" w:sz="8" w:space="0" w:color="000000"/>
-            </w:tcBorders>
-            <w:vAlign w:val="center"/>
-          </w:tcPr>
-          <w:p>
-            <w:pPr>
-              <w:spacing w:after="2"/>
-              <w:ind w:right="-30"/>
-              <w:jc w:val="both"/>
-            </w:pPr>
-            <w:r>
-              <w:rPr>
-                <w:rFonts w:ascii="Times New Roman" w:eastAsia="Times New Roman" w:hAnsi="Times New Roman" w:cs="Times New Roman"/>
-                <w:sz w:val="24"/>
-              </w:rPr>
-              <w:t>Thanh toán 75% giá trị xe hoặc các xe: -</w:t>
-            </w:r>
-          </w:p>
-          <w:p>
-            <w:pPr>
-              <w:spacing w:line="261" w:lineRule="auto"/>
-            </w:pPr>
-            <w:r>
-              <w:rPr>
-                <w:rFonts w:ascii="Times New Roman" w:eastAsia="Times New Roman" w:hAnsi="Times New Roman" w:cs="Times New Roman"/>
-                <w:sz w:val="24"/>
-              </w:rPr>
-              <w:t xml:space="preserve">Xe ô tô chở người, nhãn hiệu Vinfast VF3 PLUS (xe điện), mới 100%, xuất xứ: Việt Nam, số khung: RLNVBL9K9TT703196, số máy: </w:t>
-            </w:r>
-          </w:p>
-          <w:p>
-            <w:r>
-              <w:rPr>
-                <w:rFonts w:ascii="Times New Roman" w:eastAsia="Times New Roman" w:hAnsi="Times New Roman" w:cs="Times New Roman"/>
-                <w:sz w:val="24"/>
-              </w:rPr>
-              <w:t>TZ160X30G25121700241</w:t>
-            </w:r>
-          </w:p>
-        </w:tc>
-        <w:tc>
-          <w:tcPr>
-            <w:tcW w:w="1728" w:type="dxa"/>
-            <w:tcBorders>
-              <w:top w:val="single" w:sz="8" w:space="0" w:color="000000"/>
-              <w:left w:val="single" w:sz="8" w:space="0" w:color="000000"/>
-              <w:bottom w:val="single" w:sz="8" w:space="0" w:color="000000"/>
-              <w:right w:val="single" w:sz="8" w:space="0" w:color="000000"/>
-            </w:tcBorders>
-            <w:vAlign w:val="center"/>
-          </w:tcPr>
-          <w:p>
-            <w:pPr>
-              <w:ind w:right="34"/>
-              <w:jc w:val="center"/>
-            </w:pPr>
-            <w:r>
-              <w:rPr>
-                <w:rFonts w:ascii="Times New Roman" w:eastAsia="Times New Roman" w:hAnsi="Times New Roman" w:cs="Times New Roman"/>
-                <w:sz w:val="24"/>
-              </w:rPr>
-              <w:t xml:space="preserve"> 226,800,000 </w:t>
-            </w:r>
-          </w:p>
-        </w:tc>
-        <w:tc>
-          <w:tcPr>
-            <w:tcW w:w="3522" w:type="dxa"/>
-            <w:tcBorders>
-              <w:top w:val="single" w:sz="8" w:space="0" w:color="000000"/>
-              <w:left w:val="single" w:sz="8" w:space="0" w:color="000000"/>
-              <w:bottom w:val="single" w:sz="8" w:space="0" w:color="000000"/>
-              <w:right w:val="single" w:sz="8" w:space="0" w:color="000000"/>
-            </w:tcBorders>
-            <w:vAlign w:val="center"/>
-          </w:tcPr>
-          <w:p>
-            <w:pPr>
-              <w:numPr>
-                <w:ilvl w:val="0"/>
-                <w:numId w:val="8"/>
-              </w:numPr>
-              <w:spacing w:after="2"/>
-              <w:ind w:hanging="140"/>
-            </w:pPr>
-            <w:r>
-              <w:rPr>
-                <w:rFonts w:ascii="Times New Roman" w:eastAsia="Times New Roman" w:hAnsi="Times New Roman" w:cs="Times New Roman"/>
-                <w:sz w:val="24"/>
-              </w:rPr>
-              <w:t>Hồ sơ xe và các đề nghị có liên quan.</w:t>
-            </w:r>
-          </w:p>
-          <w:p>
-            <w:pPr>
-              <w:numPr>
-                <w:ilvl w:val="0"/>
-                <w:numId w:val="8"/>
-              </w:numPr>
-              <w:ind w:hanging="140"/>
-            </w:pPr>
-            <w:r>
-              <w:rPr>
-                <w:rFonts w:ascii="Times New Roman" w:eastAsia="Times New Roman" w:hAnsi="Times New Roman" w:cs="Times New Roman"/>
-                <w:sz w:val="24"/>
-              </w:rPr>
-              <w:t>UNC ngày 04/02/2026</w:t>
-            </w:r>
-          </w:p>
-        </w:tc>
-      </w:tr>
-      <w:tr>
-        <w:trPr>
-          <w:trHeight w:val="2530"/>
-        </w:trPr>
-        <w:tc>
-          <w:tcPr>
-            <w:tcW w:w="432" w:type="dxa"/>
-            <w:tcBorders>
-              <w:top w:val="single" w:sz="8" w:space="0" w:color="000000"/>
-              <w:left w:val="single" w:sz="8" w:space="0" w:color="000000"/>
-              <w:bottom w:val="single" w:sz="8" w:space="0" w:color="000000"/>
-              <w:right w:val="single" w:sz="8" w:space="0" w:color="000000"/>
-            </w:tcBorders>
-            <w:vAlign w:val="center"/>
-          </w:tcPr>
-          <w:p>
-            <w:pPr>
-              <w:ind w:right="41"/>
-              <w:jc w:val="right"/>
-            </w:pPr>
-            <w:r>
-              <w:rPr>
-                <w:rFonts w:ascii="Times New Roman" w:eastAsia="Times New Roman" w:hAnsi="Times New Roman" w:cs="Times New Roman"/>
-                <w:sz w:val="24"/>
-              </w:rPr>
-              <w:t>8</w:t>
-            </w:r>
-          </w:p>
-        </w:tc>
-        <w:tc>
-          <w:tcPr>
-            <w:tcW w:w="3889" w:type="dxa"/>
-            <w:tcBorders>
-              <w:top w:val="single" w:sz="8" w:space="0" w:color="000000"/>
-              <w:left w:val="single" w:sz="8" w:space="0" w:color="000000"/>
-              <w:bottom w:val="single" w:sz="8" w:space="0" w:color="000000"/>
-              <w:right w:val="single" w:sz="8" w:space="0" w:color="000000"/>
-            </w:tcBorders>
-            <w:vAlign w:val="center"/>
-          </w:tcPr>
-          <w:p>
-            <w:pPr>
-              <w:spacing w:after="2"/>
-              <w:ind w:right="-30"/>
-              <w:jc w:val="both"/>
-            </w:pPr>
-            <w:r>
-              <w:rPr>
-                <w:rFonts w:ascii="Times New Roman" w:eastAsia="Times New Roman" w:hAnsi="Times New Roman" w:cs="Times New Roman"/>
-                <w:sz w:val="24"/>
-              </w:rPr>
-              <w:t>Thanh toán 75% giá trị xe hoặc các xe: -</w:t>
-            </w:r>
-          </w:p>
-          <w:p>
-            <w:pPr>
-              <w:spacing w:line="261" w:lineRule="auto"/>
-            </w:pPr>
-            <w:r>
-              <w:rPr>
-                <w:rFonts w:ascii="Times New Roman" w:eastAsia="Times New Roman" w:hAnsi="Times New Roman" w:cs="Times New Roman"/>
-                <w:sz w:val="24"/>
-              </w:rPr>
-              <w:t xml:space="preserve">Xe ô tô chở người, nhãn hiệu Vinfast LIMO GREEN (xe điện), mới 100%, xuất xứ: Việt Nam, số khung: </w:t>
-            </w:r>
-          </w:p>
-          <w:p>
-            <w:pPr>
-              <w:spacing w:after="2"/>
-            </w:pPr>
-            <w:r>
-              <w:rPr>
-                <w:rFonts w:ascii="Times New Roman" w:eastAsia="Times New Roman" w:hAnsi="Times New Roman" w:cs="Times New Roman"/>
-                <w:sz w:val="24"/>
-              </w:rPr>
-              <w:t xml:space="preserve">RLLVFPNT2TH711730, số máy: </w:t>
-            </w:r>
-          </w:p>
-          <w:p>
-            <w:r>
-              <w:rPr>
-                <w:rFonts w:ascii="Times New Roman" w:eastAsia="Times New Roman" w:hAnsi="Times New Roman" w:cs="Times New Roman"/>
-                <w:sz w:val="24"/>
-              </w:rPr>
-              <w:t>ENBALB25C150050</w:t>
-            </w:r>
-          </w:p>
-        </w:tc>
-        <w:tc>
-          <w:tcPr>
-            <w:tcW w:w="1728" w:type="dxa"/>
-            <w:tcBorders>
-              <w:top w:val="single" w:sz="8" w:space="0" w:color="000000"/>
-              <w:left w:val="single" w:sz="8" w:space="0" w:color="000000"/>
-              <w:bottom w:val="single" w:sz="8" w:space="0" w:color="000000"/>
-              <w:right w:val="single" w:sz="8" w:space="0" w:color="000000"/>
-            </w:tcBorders>
-            <w:vAlign w:val="center"/>
-          </w:tcPr>
-          <w:p>
-            <w:pPr>
-              <w:ind w:right="34"/>
-              <w:jc w:val="center"/>
-            </w:pPr>
-            <w:r>
-              <w:rPr>
-                <w:rFonts w:ascii="Times New Roman" w:eastAsia="Times New Roman" w:hAnsi="Times New Roman" w:cs="Times New Roman"/>
-                <w:sz w:val="24"/>
-              </w:rPr>
-              <w:t xml:space="preserve"> 539,280,000 </w:t>
-            </w:r>
-          </w:p>
-        </w:tc>
-        <w:tc>
-          <w:tcPr>
-            <w:tcW w:w="3522" w:type="dxa"/>
-            <w:tcBorders>
-              <w:top w:val="single" w:sz="8" w:space="0" w:color="000000"/>
-              <w:left w:val="single" w:sz="8" w:space="0" w:color="000000"/>
-              <w:bottom w:val="single" w:sz="8" w:space="0" w:color="000000"/>
-              <w:right w:val="single" w:sz="8" w:space="0" w:color="000000"/>
-            </w:tcBorders>
-            <w:vAlign w:val="center"/>
-          </w:tcPr>
-          <w:p>
-            <w:pPr>
-              <w:numPr>
-                <w:ilvl w:val="0"/>
-                <w:numId w:val="9"/>
-              </w:numPr>
-              <w:spacing w:after="2"/>
-              <w:ind w:hanging="140"/>
-            </w:pPr>
-            <w:r>
-              <w:rPr>
-                <w:rFonts w:ascii="Times New Roman" w:eastAsia="Times New Roman" w:hAnsi="Times New Roman" w:cs="Times New Roman"/>
-                <w:sz w:val="24"/>
-              </w:rPr>
-              <w:t>Hồ sơ xe và các đề nghị có liên quan.</w:t>
-            </w:r>
-          </w:p>
-          <w:p>
-            <w:pPr>
-              <w:numPr>
-                <w:ilvl w:val="0"/>
-                <w:numId w:val="9"/>
-              </w:numPr>
-              <w:ind w:hanging="140"/>
-            </w:pPr>
-            <w:r>
-              <w:rPr>
-                <w:rFonts w:ascii="Times New Roman" w:eastAsia="Times New Roman" w:hAnsi="Times New Roman" w:cs="Times New Roman"/>
-                <w:sz w:val="24"/>
-              </w:rPr>
-              <w:t>UNC ngày 04/02/2026</w:t>
+                <w:rFonts w:ascii="Times New Roman" w:hAnsi="Times New Roman" w:cs="Times New Roman"/>
+                <w:i/>
+                <w:color w:val="156082" w:themeColor="accent1"/>
+              </w:rPr>
+              <w:t xml:space="preserve"> _DATE}}</w:t>
             </w:r>
           </w:p>
         </w:tc>
@@ -1444,7 +511,7 @@
         </w:trPr>
         <w:tc>
           <w:tcPr>
-            <w:tcW w:w="432" w:type="dxa"/>
+            <w:tcW w:w="896" w:type="dxa"/>
             <w:tcBorders>
               <w:top w:val="single" w:sz="8" w:space="0" w:color="000000"/>
               <w:left w:val="single" w:sz="8" w:space="0" w:color="000000"/>
@@ -1452,11 +519,17 @@
               <w:right w:val="single" w:sz="8" w:space="0" w:color="000000"/>
             </w:tcBorders>
           </w:tcPr>
-          <w:p/>
+          <w:p>
+            <w:pPr>
+              <w:rPr>
+                <w:rFonts w:ascii="Times New Roman" w:hAnsi="Times New Roman" w:cs="Times New Roman"/>
+              </w:rPr>
+            </w:pPr>
+          </w:p>
         </w:tc>
         <w:tc>
           <w:tcPr>
-            <w:tcW w:w="3889" w:type="dxa"/>
+            <w:tcW w:w="3725" w:type="dxa"/>
             <w:tcBorders>
               <w:top w:val="single" w:sz="8" w:space="0" w:color="000000"/>
               <w:left w:val="single" w:sz="8" w:space="0" w:color="000000"/>
@@ -1468,6 +541,9 @@
             <w:pPr>
               <w:ind w:right="25"/>
               <w:jc w:val="center"/>
+              <w:rPr>
+                <w:rFonts w:ascii="Times New Roman" w:hAnsi="Times New Roman" w:cs="Times New Roman"/>
+              </w:rPr>
             </w:pPr>
             <w:r>
               <w:rPr>
@@ -1481,7 +557,7 @@
         </w:tc>
         <w:tc>
           <w:tcPr>
-            <w:tcW w:w="1728" w:type="dxa"/>
+            <w:tcW w:w="1701" w:type="dxa"/>
             <w:tcBorders>
               <w:top w:val="single" w:sz="8" w:space="0" w:color="000000"/>
               <w:left w:val="single" w:sz="8" w:space="0" w:color="000000"/>
@@ -1492,6 +568,9 @@
           <w:p>
             <w:pPr>
               <w:ind w:left="94"/>
+              <w:rPr>
+                <w:rFonts w:ascii="Times New Roman" w:hAnsi="Times New Roman" w:cs="Times New Roman"/>
+              </w:rPr>
             </w:pPr>
             <w:r>
               <w:rPr>
@@ -1506,7 +585,7 @@
         </w:tc>
         <w:tc>
           <w:tcPr>
-            <w:tcW w:w="3522" w:type="dxa"/>
+            <w:tcW w:w="3249" w:type="dxa"/>
             <w:tcBorders>
               <w:top w:val="single" w:sz="8" w:space="0" w:color="000000"/>
               <w:left w:val="single" w:sz="8" w:space="0" w:color="000000"/>
@@ -1514,7 +593,13 @@
               <w:right w:val="single" w:sz="8" w:space="0" w:color="000000"/>
             </w:tcBorders>
           </w:tcPr>
-          <w:p/>
+          <w:p>
+            <w:pPr>
+              <w:rPr>
+                <w:rFonts w:ascii="Times New Roman" w:hAnsi="Times New Roman" w:cs="Times New Roman"/>
+              </w:rPr>
+            </w:pPr>
+          </w:p>
         </w:tc>
       </w:tr>
     </w:tbl>
@@ -1522,6 +607,9 @@
       <w:pPr>
         <w:spacing w:after="140"/>
         <w:ind w:left="432"/>
+        <w:rPr>
+          <w:rFonts w:ascii="Times New Roman" w:hAnsi="Times New Roman" w:cs="Times New Roman"/>
+        </w:rPr>
       </w:pPr>
       <w:r>
         <w:rPr>
@@ -1540,6 +628,9 @@
         </w:numPr>
         <w:spacing w:after="38" w:line="260" w:lineRule="auto"/>
         <w:ind w:hanging="140"/>
+        <w:rPr>
+          <w:rFonts w:ascii="Times New Roman" w:hAnsi="Times New Roman" w:cs="Times New Roman"/>
+        </w:rPr>
       </w:pPr>
       <w:r>
         <w:rPr>
@@ -1569,6 +660,9 @@
       <w:pPr>
         <w:spacing w:after="153" w:line="267" w:lineRule="auto"/>
         <w:ind w:left="2592"/>
+        <w:rPr>
+          <w:rFonts w:ascii="Times New Roman" w:hAnsi="Times New Roman" w:cs="Times New Roman"/>
+        </w:rPr>
       </w:pPr>
       <w:r>
         <w:rPr>
@@ -1588,6 +682,9 @@
         </w:numPr>
         <w:spacing w:after="48"/>
         <w:ind w:hanging="140"/>
+        <w:rPr>
+          <w:rFonts w:ascii="Times New Roman" w:hAnsi="Times New Roman" w:cs="Times New Roman"/>
+        </w:rPr>
       </w:pPr>
       <w:r>
         <w:rPr>
@@ -1620,27 +717,99 @@
         </w:numPr>
         <w:spacing w:after="49" w:line="260" w:lineRule="auto"/>
         <w:ind w:hanging="140"/>
-      </w:pPr>
-      <w:r>
         <w:rPr>
           <w:rFonts w:ascii="Times New Roman" w:eastAsia="Times New Roman" w:hAnsi="Times New Roman" w:cs="Times New Roman"/>
           <w:sz w:val="24"/>
         </w:rPr>
-        <w:t>Thời hạn:</w:t>
-      </w:r>
+      </w:pPr>
       <w:r>
         <w:rPr>
           <w:rFonts w:ascii="Times New Roman" w:eastAsia="Times New Roman" w:hAnsi="Times New Roman" w:cs="Times New Roman"/>
           <w:sz w:val="24"/>
         </w:rPr>
-        <w:t xml:space="preserve"> </w:t>
+        <w:t>Thời hạn:</w:t>
       </w:r>
       <w:r>
         <w:rPr>
           <w:rFonts w:ascii="Times New Roman" w:eastAsia="Times New Roman" w:hAnsi="Times New Roman" w:cs="Times New Roman"/>
           <w:sz w:val="24"/>
         </w:rPr>
-        <w:t>84 ngày, từ ngày 04/02/2026 đến ngày 25/6/2026 - Biện pháp đảm bảo TD: Theo báo cáo đề xuất của phòng KHDN.</w:t>
+        <w:t xml:space="preserve"> </w:t>
+      </w:r>
+      <w:r>
+        <w:rPr>
+          <w:rFonts w:ascii="Times New Roman" w:hAnsi="Times New Roman" w:cs="Times New Roman"/>
+          <w:b/>
+          <w:noProof/>
+          <w:color w:val="6373BA"/>
+          <w:sz w:val="26"/>
+          <w:szCs w:val="26"/>
+          <w:lang w:val="fr-FR"/>
+        </w:rPr>
+        <w:t>{{loan_term}}</w:t>
+      </w:r>
+      <w:r>
+        <w:rPr>
+          <w:rFonts w:ascii="Times New Roman" w:eastAsia="Times New Roman" w:hAnsi="Times New Roman" w:cs="Times New Roman"/>
+          <w:sz w:val="24"/>
+        </w:rPr>
+        <w:t xml:space="preserve"> ngày, từ ngày </w:t>
+      </w:r>
+      <w:r>
+        <w:rPr>
+          <w:rFonts w:ascii="Times New Roman" w:eastAsia="Times New Roman" w:hAnsi="Times New Roman" w:cs="Times New Roman"/>
+          <w:sz w:val="24"/>
+        </w:rPr>
+        <w:t>{{</w:t>
+      </w:r>
+      <w:r>
+        <w:rPr>
+          <w:rFonts w:ascii="Times New Roman" w:eastAsia="Times New Roman" w:hAnsi="Times New Roman" w:cs="Times New Roman"/>
+          <w:sz w:val="24"/>
+        </w:rPr>
+        <w:t>loanDate</w:t>
+      </w:r>
+      <w:r>
+        <w:rPr>
+          <w:rFonts w:ascii="Times New Roman" w:eastAsia="Times New Roman" w:hAnsi="Times New Roman" w:cs="Times New Roman"/>
+          <w:sz w:val="24"/>
+        </w:rPr>
+        <w:t>}}</w:t>
+      </w:r>
+      <w:r>
+        <w:rPr>
+          <w:rFonts w:ascii="Times New Roman" w:eastAsia="Times New Roman" w:hAnsi="Times New Roman" w:cs="Times New Roman"/>
+          <w:sz w:val="24"/>
+        </w:rPr>
+        <w:t xml:space="preserve"> đến ngày </w:t>
+      </w:r>
+      <w:r>
+        <w:rPr>
+          <w:rFonts w:ascii="Times New Roman" w:eastAsia="Times New Roman" w:hAnsi="Times New Roman" w:cs="Times New Roman"/>
+          <w:sz w:val="24"/>
+        </w:rPr>
+        <w:t>{{</w:t>
+      </w:r>
+      <w:r>
+        <w:rPr>
+          <w:rFonts w:ascii="Times New Roman" w:eastAsia="Times New Roman" w:hAnsi="Times New Roman" w:cs="Times New Roman"/>
+          <w:sz w:val="24"/>
+        </w:rPr>
+        <w:t>dueDate</w:t>
+      </w:r>
+      <w:r>
+        <w:rPr>
+          <w:rFonts w:ascii="Times New Roman" w:eastAsia="Times New Roman" w:hAnsi="Times New Roman" w:cs="Times New Roman"/>
+          <w:sz w:val="24"/>
+        </w:rPr>
+        <w:t>}}</w:t>
+      </w:r>
+      <w:r>
+        <w:rPr>
+          <w:rFonts w:ascii="Times New Roman" w:eastAsia="Times New Roman" w:hAnsi="Times New Roman" w:cs="Times New Roman"/>
+          <w:sz w:val="24"/>
+        </w:rPr>
+        <w:t>- Biện pháp đảm bảo TD: Theo báo cáo đề xuất của phòng KHDN.</w:t>
       </w:r>
     </w:p>
     <w:p>
@@ -1651,6 +820,9 @@
         </w:numPr>
         <w:spacing w:after="51" w:line="260" w:lineRule="auto"/>
         <w:ind w:hanging="140"/>
+        <w:rPr>
+          <w:rFonts w:ascii="Times New Roman" w:hAnsi="Times New Roman" w:cs="Times New Roman"/>
+        </w:rPr>
       </w:pPr>
       <w:r>
         <w:rPr>
@@ -1683,6 +855,9 @@
         </w:numPr>
         <w:spacing w:after="4" w:line="260" w:lineRule="auto"/>
         <w:ind w:hanging="140"/>
+        <w:rPr>
+          <w:rFonts w:ascii="Times New Roman" w:hAnsi="Times New Roman" w:cs="Times New Roman"/>
+        </w:rPr>
       </w:pPr>
       <w:r>
         <w:rPr>
@@ -1714,6 +889,9 @@
         </w:numPr>
         <w:spacing w:after="4" w:line="260" w:lineRule="auto"/>
         <w:ind w:hanging="140"/>
+        <w:rPr>
+          <w:rFonts w:ascii="Times New Roman" w:hAnsi="Times New Roman" w:cs="Times New Roman"/>
+        </w:rPr>
       </w:pPr>
       <w:r>
         <w:rPr>
@@ -1749,6 +927,11 @@
             </w:tcBorders>
           </w:tcPr>
           <w:p>
+            <w:pPr>
+              <w:rPr>
+                <w:rFonts w:ascii="Times New Roman" w:hAnsi="Times New Roman" w:cs="Times New Roman"/>
+              </w:rPr>
+            </w:pPr>
             <w:r>
               <w:rPr>
                 <w:rFonts w:ascii="Times New Roman" w:eastAsia="Times New Roman" w:hAnsi="Times New Roman" w:cs="Times New Roman"/>
@@ -1772,6 +955,9 @@
           <w:p>
             <w:pPr>
               <w:jc w:val="both"/>
+              <w:rPr>
+                <w:rFonts w:ascii="Times New Roman" w:hAnsi="Times New Roman" w:cs="Times New Roman"/>
+              </w:rPr>
             </w:pPr>
             <w:r>
               <w:rPr>
@@ -1813,7 +999,15 @@
                 <w:i/>
                 <w:sz w:val="24"/>
               </w:rPr>
-              <w:t>(Ký, ghi rõ họ tên)</w:t>
+              <w:t>(Ký, ghi rõ họ tên</w:t>
+            </w:r>
+            <w:r>
+              <w:rPr>
+                <w:rFonts w:ascii="Times New Roman" w:eastAsia="Times New Roman" w:hAnsi="Times New Roman" w:cs="Times New Roman"/>
+                <w:i/>
+                <w:sz w:val="24"/>
+              </w:rPr>
+              <w:t>)</w:t>
             </w:r>
           </w:p>
           <w:p>
@@ -1838,59 +1032,8 @@
             <w:pPr>
               <w:ind w:left="149"/>
               <w:rPr>
-                <w:rFonts w:ascii="Times New Roman" w:eastAsia="Times New Roman" w:hAnsi="Times New Roman" w:cs="Times New Roman"/>
-                <w:i/>
-              </w:rPr>
-            </w:pPr>
-          </w:p>
-          <w:p>
-            <w:pPr>
-              <w:ind w:left="149"/>
-              <w:rPr>
-                <w:rFonts w:ascii="Times New Roman" w:eastAsia="Times New Roman" w:hAnsi="Times New Roman" w:cs="Times New Roman"/>
-                <w:i/>
-              </w:rPr>
-            </w:pPr>
-          </w:p>
-          <w:p>
-            <w:pPr>
-              <w:ind w:left="149"/>
-              <w:rPr>
-                <w:rFonts w:ascii="Times New Roman" w:eastAsia="Times New Roman" w:hAnsi="Times New Roman" w:cs="Times New Roman"/>
-                <w:i/>
-              </w:rPr>
-            </w:pPr>
-          </w:p>
-          <w:p>
-            <w:pPr>
-              <w:ind w:left="149"/>
-              <w:rPr>
-                <w:rFonts w:ascii="Times New Roman" w:eastAsia="Times New Roman" w:hAnsi="Times New Roman" w:cs="Times New Roman"/>
-                <w:i/>
-              </w:rPr>
-            </w:pPr>
-          </w:p>
-          <w:p>
-            <w:pPr>
-              <w:ind w:left="149"/>
-              <w:rPr>
-                <w:rFonts w:ascii="Times New Roman" w:eastAsia="Times New Roman" w:hAnsi="Times New Roman" w:cs="Times New Roman"/>
-                <w:i/>
-              </w:rPr>
-            </w:pPr>
-          </w:p>
-          <w:p>
-            <w:pPr>
-              <w:ind w:left="149"/>
-              <w:rPr>
-                <w:rFonts w:ascii="Times New Roman" w:eastAsia="Times New Roman" w:hAnsi="Times New Roman" w:cs="Times New Roman"/>
-                <w:i/>
-              </w:rPr>
-            </w:pPr>
-          </w:p>
-          <w:p>
-            <w:pPr>
-              <w:ind w:left="149"/>
+                <w:rFonts w:ascii="Times New Roman" w:hAnsi="Times New Roman" w:cs="Times New Roman"/>
+              </w:rPr>
             </w:pPr>
           </w:p>
         </w:tc>
@@ -1907,6 +1050,9 @@
           <w:p>
             <w:pPr>
               <w:ind w:left="10"/>
+              <w:rPr>
+                <w:rFonts w:ascii="Times New Roman" w:hAnsi="Times New Roman" w:cs="Times New Roman"/>
+              </w:rPr>
             </w:pPr>
             <w:r>
               <w:rPr>
@@ -1945,14 +1091,23 @@
         <w:spacing w:after="185"/>
         <w:ind w:left="54"/>
         <w:jc w:val="center"/>
+        <w:rPr>
+          <w:rFonts w:ascii="Times New Roman" w:hAnsi="Times New Roman" w:cs="Times New Roman"/>
+        </w:rPr>
       </w:pPr>
     </w:p>
     <w:p>
       <w:pPr>
         <w:spacing w:after="162"/>
         <w:ind w:left="-41" w:right="-80"/>
-      </w:pPr>
-      <w:r>
+        <w:rPr>
+          <w:rFonts w:ascii="Times New Roman" w:hAnsi="Times New Roman" w:cs="Times New Roman"/>
+        </w:rPr>
+      </w:pPr>
+      <w:r>
+        <w:rPr>
+          <w:rFonts w:ascii="Times New Roman" w:hAnsi="Times New Roman" w:cs="Times New Roman"/>
+        </w:rPr>
         <w:t>---------------------------------------------------------------------------------------------------------------------------------------------</w:t>
       </w:r>
     </w:p>
@@ -1961,13 +1116,40 @@
         <w:spacing w:after="4"/>
         <w:ind w:right="805"/>
         <w:jc w:val="right"/>
+        <w:rPr>
+          <w:rFonts w:ascii="Times New Roman" w:hAnsi="Times New Roman" w:cs="Times New Roman"/>
+        </w:rPr>
       </w:pPr>
       <w:r>
         <w:rPr>
           <w:rFonts w:ascii="Times New Roman" w:eastAsia="Times New Roman" w:hAnsi="Times New Roman" w:cs="Times New Roman"/>
           <w:sz w:val="24"/>
         </w:rPr>
-        <w:t>P Cao Lãnh, ngày 02 tháng 04 năm 2026</w:t>
+        <w:t xml:space="preserve">P Cao Lãnh, </w:t>
+      </w:r>
+      <w:r>
+        <w:rPr>
+          <w:rFonts w:ascii="Times New Roman" w:hAnsi="Times New Roman" w:cs="Times New Roman"/>
+          <w:i/>
+          <w:color w:val="156082" w:themeColor="accent1"/>
+        </w:rPr>
+        <w:t>{{CURRENT _DATE</w:t>
+      </w:r>
+      <w:r>
+        <w:rPr>
+          <w:rFonts w:ascii="Times New Roman" w:hAnsi="Times New Roman" w:cs="Times New Roman"/>
+          <w:i/>
+          <w:color w:val="156082" w:themeColor="accent1"/>
+        </w:rPr>
+        <w:t>_TITLE</w:t>
+      </w:r>
+      <w:r>
+        <w:rPr>
+          <w:rFonts w:ascii="Times New Roman" w:hAnsi="Times New Roman" w:cs="Times New Roman"/>
+          <w:i/>
+          <w:color w:val="156082" w:themeColor="accent1"/>
+        </w:rPr>
+        <w:t>}}</w:t>
       </w:r>
     </w:p>
     <w:p>
@@ -1975,6 +1157,9 @@
         <w:spacing w:after="0"/>
         <w:ind w:right="1478"/>
         <w:jc w:val="right"/>
+        <w:rPr>
+          <w:rFonts w:ascii="Times New Roman" w:hAnsi="Times New Roman" w:cs="Times New Roman"/>
+        </w:rPr>
       </w:pPr>
       <w:r>
         <w:rPr>
@@ -4346,7 +3531,6 @@
   <w:style w:type="character" w:default="1" w:styleId="DefaultParagraphFont">
     <w:name w:val="Default Paragraph Font"/>
     <w:uiPriority w:val="1"/>
-    <w:semiHidden/>
     <w:unhideWhenUsed/>
   </w:style>
   <w:style w:type="table" w:default="1" w:styleId="TableNormal">
@@ -4383,6 +3567,37 @@
         <w:right w:w="0" w:type="dxa"/>
       </w:tblCellMar>
     </w:tblPr>
+  </w:style>
+  <w:style w:type="paragraph" w:styleId="HTMLPreformatted">
+    <w:name w:val="HTML Preformatted"/>
+    <w:basedOn w:val="Normal"/>
+    <w:link w:val="HTMLPreformattedChar"/>
+    <w:uiPriority w:val="99"/>
+    <w:semiHidden/>
+    <w:unhideWhenUsed/>
+    <w:rsid w:val="00562829"/>
+    <w:pPr>
+      <w:spacing w:after="0" w:line="240" w:lineRule="auto"/>
+    </w:pPr>
+    <w:rPr>
+      <w:rFonts w:ascii="Consolas" w:hAnsi="Consolas"/>
+      <w:sz w:val="20"/>
+      <w:szCs w:val="20"/>
+    </w:rPr>
+  </w:style>
+  <w:style w:type="character" w:customStyle="1" w:styleId="HTMLPreformattedChar">
+    <w:name w:val="HTML Preformatted Char"/>
+    <w:basedOn w:val="DefaultParagraphFont"/>
+    <w:link w:val="HTMLPreformatted"/>
+    <w:uiPriority w:val="99"/>
+    <w:semiHidden/>
+    <w:rsid w:val="00562829"/>
+    <w:rPr>
+      <w:rFonts w:ascii="Consolas" w:eastAsia="Calibri" w:hAnsi="Consolas" w:cs="Calibri"/>
+      <w:color w:val="000000"/>
+      <w:sz w:val="20"/>
+      <w:szCs w:val="20"/>
+    </w:rPr>
   </w:style>
 </w:styles>
 </file>

--- a/src/main/resources/templates/GiaiNgan/y-kien-quan-tri.docx
+++ b/src/main/resources/templates/GiaiNgan/y-kien-quan-tri.docx
@@ -28,7 +28,8 @@
         <w:spacing w:after="94" w:line="260" w:lineRule="auto"/>
         <w:ind w:hanging="140"/>
         <w:rPr>
-          <w:rFonts w:ascii="Times New Roman" w:hAnsi="Times New Roman" w:cs="Times New Roman"/>
+          <w:rFonts w:ascii="Times New Roman" w:eastAsia="Times New Roman" w:hAnsi="Times New Roman" w:cs="Times New Roman"/>
+          <w:sz w:val="24"/>
         </w:rPr>
       </w:pPr>
       <w:r>
@@ -43,7 +44,21 @@
           <w:rFonts w:ascii="Times New Roman" w:eastAsia="Times New Roman" w:hAnsi="Times New Roman" w:cs="Times New Roman"/>
           <w:sz w:val="24"/>
         </w:rPr>
-        <w:t xml:space="preserve">{{HDTDCT}} </w:t>
+        <w:t>{{</w:t>
+      </w:r>
+      <w:r>
+        <w:rPr>
+          <w:rFonts w:ascii="Times New Roman" w:eastAsia="Times New Roman" w:hAnsi="Times New Roman" w:cs="Times New Roman"/>
+          <w:sz w:val="24"/>
+        </w:rPr>
+        <w:t>loanContractNumber</w:t>
+      </w:r>
+      <w:r>
+        <w:rPr>
+          <w:rFonts w:ascii="Times New Roman" w:eastAsia="Times New Roman" w:hAnsi="Times New Roman" w:cs="Times New Roman"/>
+          <w:sz w:val="24"/>
+        </w:rPr>
+        <w:t xml:space="preserve">}} </w:t>
       </w:r>
       <w:r>
         <w:rPr>
@@ -65,7 +80,7 @@
           <w:i/>
           <w:color w:val="156082" w:themeColor="accent1"/>
         </w:rPr>
-        <w:t>{{CURRENT _DATE}}</w:t>
+        <w:t>{{CURRENT_DATE}}</w:t>
       </w:r>
       <w:r>
         <w:rPr>
@@ -107,10 +122,10 @@
         <w:tblLook w:val="04A0" w:firstRow="1" w:lastRow="0" w:firstColumn="1" w:lastColumn="0" w:noHBand="0" w:noVBand="1"/>
       </w:tblPr>
       <w:tblGrid>
-        <w:gridCol w:w="896"/>
-        <w:gridCol w:w="3725"/>
-        <w:gridCol w:w="1701"/>
-        <w:gridCol w:w="3249"/>
+        <w:gridCol w:w="889"/>
+        <w:gridCol w:w="3660"/>
+        <w:gridCol w:w="1807"/>
+        <w:gridCol w:w="3215"/>
       </w:tblGrid>
       <w:tr>
         <w:trPr>
@@ -276,7 +291,19 @@
               <w:rPr>
                 <w:rFonts w:ascii="Times New Roman" w:hAnsi="Times New Roman" w:cs="Times New Roman"/>
               </w:rPr>
-              <w:t>{{STT}}</w:t>
+              <w:t>{{</w:t>
+            </w:r>
+            <w:r>
+              <w:rPr>
+                <w:rFonts w:ascii="Times New Roman" w:hAnsi="Times New Roman" w:cs="Times New Roman"/>
+              </w:rPr>
+              <w:t>stt</w:t>
+            </w:r>
+            <w:r>
+              <w:rPr>
+                <w:rFonts w:ascii="Times New Roman" w:hAnsi="Times New Roman" w:cs="Times New Roman"/>
+              </w:rPr>
+              <w:t>}}</w:t>
             </w:r>
           </w:p>
         </w:tc>
@@ -304,9 +331,16 @@
                 <w:sz w:val="20"/>
                 <w:szCs w:val="20"/>
               </w:rPr>
-              <w:t>Thanh toán {{guarantee_rate</w:t>
+              <w:t xml:space="preserve">Thanh toán {{guarantee_rate}}% giá trị </w:t>
             </w:r>
-            <w:proofErr w:type="gramStart"/>
+            <w:r>
+              <w:rPr>
+                <w:rFonts w:ascii="Times New Roman" w:hAnsi="Times New Roman" w:cs="Times New Roman"/>
+                <w:sz w:val="20"/>
+                <w:szCs w:val="20"/>
+              </w:rPr>
+              <w:t>{{description}}</w:t>
+            </w:r>
             <w:r>
               <w:rPr>
                 <w:rFonts w:ascii="Times New Roman" w:hAnsi="Times New Roman" w:cs="Times New Roman"/>
@@ -314,9 +348,16 @@
                 <w:sz w:val="20"/>
                 <w:szCs w:val="20"/>
               </w:rPr>
-              <w:t>}}%</w:t>
+              <w:t>, số khung:</w:t>
             </w:r>
-            <w:proofErr w:type="gramEnd"/>
+            <w:r>
+              <w:rPr>
+                <w:rFonts w:ascii="Times New Roman" w:hAnsi="Times New Roman" w:cs="Times New Roman"/>
+                <w:sz w:val="20"/>
+                <w:szCs w:val="20"/>
+              </w:rPr>
+              <w:t xml:space="preserve"> {{chassis}}</w:t>
+            </w:r>
             <w:r>
               <w:rPr>
                 <w:rFonts w:ascii="Times New Roman" w:hAnsi="Times New Roman" w:cs="Times New Roman"/>
@@ -324,7 +365,7 @@
                 <w:sz w:val="20"/>
                 <w:szCs w:val="20"/>
               </w:rPr>
-              <w:t xml:space="preserve"> giá trị </w:t>
+              <w:t>, số máy:</w:t>
             </w:r>
             <w:r>
               <w:rPr>
@@ -332,7 +373,7 @@
                 <w:sz w:val="20"/>
                 <w:szCs w:val="20"/>
               </w:rPr>
-              <w:t>{{description}}</w:t>
+              <w:t xml:space="preserve"> {{engine}} </w:t>
             </w:r>
             <w:r>
               <w:rPr>
@@ -341,61 +382,7 @@
                 <w:sz w:val="20"/>
                 <w:szCs w:val="20"/>
               </w:rPr>
-              <w:t>, số khung:</w:t>
-            </w:r>
-            <w:r>
-              <w:rPr>
-                <w:rFonts w:ascii="Times New Roman" w:hAnsi="Times New Roman" w:cs="Times New Roman"/>
-                <w:sz w:val="20"/>
-                <w:szCs w:val="20"/>
-              </w:rPr>
-              <w:t xml:space="preserve"> {{chassis}}</w:t>
-            </w:r>
-            <w:r>
-              <w:rPr>
-                <w:rFonts w:ascii="Times New Roman" w:hAnsi="Times New Roman" w:cs="Times New Roman"/>
-                <w:color w:val="6373BA"/>
-                <w:sz w:val="20"/>
-                <w:szCs w:val="20"/>
-              </w:rPr>
-              <w:t>, số máy:</w:t>
-            </w:r>
-            <w:r>
-              <w:rPr>
-                <w:rFonts w:ascii="Times New Roman" w:hAnsi="Times New Roman" w:cs="Times New Roman"/>
-                <w:sz w:val="20"/>
-                <w:szCs w:val="20"/>
-              </w:rPr>
-              <w:t xml:space="preserve"> {{engine}} </w:t>
-            </w:r>
-            <w:r>
-              <w:rPr>
-                <w:rFonts w:ascii="Times New Roman" w:hAnsi="Times New Roman" w:cs="Times New Roman"/>
-                <w:color w:val="6373BA"/>
-                <w:sz w:val="20"/>
-                <w:szCs w:val="20"/>
-              </w:rPr>
-              <w:t>theo bảo lãnh thanh toán số: {{TBL</w:t>
-            </w:r>
-            <w:proofErr w:type="gramStart"/>
-            <w:r>
-              <w:rPr>
-                <w:rFonts w:ascii="Times New Roman" w:hAnsi="Times New Roman" w:cs="Times New Roman"/>
-                <w:color w:val="6373BA"/>
-                <w:sz w:val="20"/>
-                <w:szCs w:val="20"/>
-              </w:rPr>
-              <w:t>}}(</w:t>
-            </w:r>
-            <w:proofErr w:type="gramEnd"/>
-            <w:r>
-              <w:rPr>
-                <w:rFonts w:ascii="Times New Roman" w:hAnsi="Times New Roman" w:cs="Times New Roman"/>
-                <w:color w:val="6373BA"/>
-                <w:sz w:val="20"/>
-                <w:szCs w:val="20"/>
-              </w:rPr>
-              <w:t>Ref: {{REF}}) ngày 46063</w:t>
+              <w:t>theo bảo lãnh thanh toán số: {{TBL}}(Ref: {{REF}}) ngày 46063</w:t>
             </w:r>
           </w:p>
         </w:tc>
@@ -484,23 +471,13 @@
               </w:rPr>
               <w:t xml:space="preserve">UNC ngày </w:t>
             </w:r>
-            <w:proofErr w:type="gramStart"/>
             <w:r>
               <w:rPr>
                 <w:rFonts w:ascii="Times New Roman" w:hAnsi="Times New Roman" w:cs="Times New Roman"/>
                 <w:i/>
                 <w:color w:val="156082" w:themeColor="accent1"/>
               </w:rPr>
-              <w:t>{{ CURRENT</w:t>
-            </w:r>
-            <w:proofErr w:type="gramEnd"/>
-            <w:r>
-              <w:rPr>
-                <w:rFonts w:ascii="Times New Roman" w:hAnsi="Times New Roman" w:cs="Times New Roman"/>
-                <w:i/>
-                <w:color w:val="156082" w:themeColor="accent1"/>
-              </w:rPr>
-              <w:t xml:space="preserve"> _DATE}}</w:t>
+              <w:t>{{ CURRENT_DATE}}</w:t>
             </w:r>
           </w:p>
         </w:tc>
@@ -569,17 +546,47 @@
             <w:pPr>
               <w:ind w:left="94"/>
               <w:rPr>
-                <w:rFonts w:ascii="Times New Roman" w:hAnsi="Times New Roman" w:cs="Times New Roman"/>
-              </w:rPr>
-            </w:pPr>
-            <w:r>
-              <w:rPr>
                 <w:rFonts w:ascii="Times New Roman" w:eastAsia="Times New Roman" w:hAnsi="Times New Roman" w:cs="Times New Roman"/>
                 <w:b/>
                 <w:color w:val="0000CC"/>
                 <w:sz w:val="24"/>
               </w:rPr>
-              <w:t xml:space="preserve">   3,689,280,000 </w:t>
+            </w:pPr>
+            <w:r>
+              <w:rPr>
+                <w:rFonts w:ascii="Times New Roman" w:eastAsia="Times New Roman" w:hAnsi="Times New Roman" w:cs="Times New Roman"/>
+                <w:b/>
+                <w:color w:val="0000CC"/>
+                <w:sz w:val="24"/>
+              </w:rPr>
+              <w:t>{{</w:t>
+            </w:r>
+            <w:r>
+              <w:rPr>
+                <w:rFonts w:ascii="Times New Roman" w:eastAsia="Times New Roman" w:hAnsi="Times New Roman" w:cs="Times New Roman"/>
+                <w:b/>
+                <w:color w:val="0000CC"/>
+                <w:sz w:val="24"/>
+              </w:rPr>
+              <w:t>total_vehicle</w:t>
+            </w:r>
+            <w:r>
+              <w:rPr>
+                <w:rFonts w:ascii="Times New Roman" w:eastAsia="Times New Roman" w:hAnsi="Times New Roman" w:cs="Times New Roman"/>
+                <w:b/>
+                <w:color w:val="0000CC"/>
+                <w:sz w:val="24"/>
+              </w:rPr>
+              <w:t>}}</w:t>
+            </w:r>
+            <w:r>
+              <w:rPr>
+                <w:rFonts w:ascii="Times New Roman" w:eastAsia="Times New Roman" w:hAnsi="Times New Roman" w:cs="Times New Roman"/>
+                <w:b/>
+                <w:color w:val="0000CC"/>
+                <w:sz w:val="24"/>
+              </w:rPr>
+              <w:t xml:space="preserve"> </w:t>
             </w:r>
           </w:p>
         </w:tc>
@@ -606,18 +613,35 @@
     <w:p>
       <w:pPr>
         <w:spacing w:after="140"/>
-        <w:ind w:left="432"/>
-        <w:rPr>
-          <w:rFonts w:ascii="Times New Roman" w:hAnsi="Times New Roman" w:cs="Times New Roman"/>
-        </w:rPr>
-      </w:pPr>
-      <w:r>
         <w:rPr>
           <w:rFonts w:ascii="Times New Roman" w:eastAsia="Times New Roman" w:hAnsi="Times New Roman" w:cs="Times New Roman"/>
           <w:i/>
           <w:sz w:val="24"/>
         </w:rPr>
-        <w:t>#NAME?</w:t>
+      </w:pPr>
+      <w:r>
+        <w:rPr>
+          <w:rFonts w:ascii="Times New Roman" w:eastAsia="Times New Roman" w:hAnsi="Times New Roman" w:cs="Times New Roman"/>
+          <w:i/>
+          <w:sz w:val="24"/>
+        </w:rPr>
+        <w:t>(Bằng chữ: {{</w:t>
+      </w:r>
+      <w:r>
+        <w:rPr>
+          <w:rFonts w:ascii="Times New Roman" w:eastAsia="Times New Roman" w:hAnsi="Times New Roman" w:cs="Times New Roman"/>
+          <w:i/>
+          <w:sz w:val="24"/>
+        </w:rPr>
+        <w:t>total_vehicle_tex</w:t>
+      </w:r>
+      <w:r>
+        <w:rPr>
+          <w:rFonts w:ascii="Times New Roman" w:eastAsia="Times New Roman" w:hAnsi="Times New Roman" w:cs="Times New Roman"/>
+          <w:i/>
+          <w:sz w:val="24"/>
+        </w:rPr>
+        <w:t>t}})</w:t>
       </w:r>
     </w:p>
     <w:p>
@@ -767,14 +791,7 @@
           <w:rFonts w:ascii="Times New Roman" w:eastAsia="Times New Roman" w:hAnsi="Times New Roman" w:cs="Times New Roman"/>
           <w:sz w:val="24"/>
         </w:rPr>
-        <w:t>loanDate</w:t>
-      </w:r>
-      <w:r>
-        <w:rPr>
-          <w:rFonts w:ascii="Times New Roman" w:eastAsia="Times New Roman" w:hAnsi="Times New Roman" w:cs="Times New Roman"/>
-          <w:sz w:val="24"/>
-        </w:rPr>
-        <w:t>}}</w:t>
+        <w:t>loanDate}}</w:t>
       </w:r>
       <w:r>
         <w:rPr>
@@ -795,14 +812,7 @@
           <w:rFonts w:ascii="Times New Roman" w:eastAsia="Times New Roman" w:hAnsi="Times New Roman" w:cs="Times New Roman"/>
           <w:sz w:val="24"/>
         </w:rPr>
-        <w:t>dueDate</w:t>
-      </w:r>
-      <w:r>
-        <w:rPr>
-          <w:rFonts w:ascii="Times New Roman" w:eastAsia="Times New Roman" w:hAnsi="Times New Roman" w:cs="Times New Roman"/>
-          <w:sz w:val="24"/>
-        </w:rPr>
-        <w:t>}}</w:t>
+        <w:t>dueDate}}</w:t>
       </w:r>
       <w:r>
         <w:rPr>
@@ -1108,7 +1118,7 @@
         <w:rPr>
           <w:rFonts w:ascii="Times New Roman" w:hAnsi="Times New Roman" w:cs="Times New Roman"/>
         </w:rPr>
-        <w:t>---------------------------------------------------------------------------------------------------------------------------------------------</w:t>
+        <w:t>----------------------------------------------------------------------------------------------------------------------------------</w:t>
       </w:r>
     </w:p>
     <w:p>
@@ -1133,7 +1143,7 @@
           <w:i/>
           <w:color w:val="156082" w:themeColor="accent1"/>
         </w:rPr>
-        <w:t>{{CURRENT _DATE</w:t>
+        <w:t>{{CURRENT_DATE</w:t>
       </w:r>
       <w:r>
         <w:rPr>
@@ -3531,6 +3541,7 @@
   <w:style w:type="character" w:default="1" w:styleId="DefaultParagraphFont">
     <w:name w:val="Default Paragraph Font"/>
     <w:uiPriority w:val="1"/>
+    <w:semiHidden/>
     <w:unhideWhenUsed/>
   </w:style>
   <w:style w:type="table" w:default="1" w:styleId="TableNormal">

--- a/src/main/resources/templates/GiaiNgan/y-kien-quan-tri.docx
+++ b/src/main/resources/templates/GiaiNgan/y-kien-quan-tri.docx
@@ -122,10 +122,10 @@
         <w:tblLook w:val="04A0" w:firstRow="1" w:lastRow="0" w:firstColumn="1" w:lastColumn="0" w:noHBand="0" w:noVBand="1"/>
       </w:tblPr>
       <w:tblGrid>
-        <w:gridCol w:w="889"/>
-        <w:gridCol w:w="3660"/>
+        <w:gridCol w:w="890"/>
+        <w:gridCol w:w="3661"/>
         <w:gridCol w:w="1807"/>
-        <w:gridCol w:w="3215"/>
+        <w:gridCol w:w="3213"/>
       </w:tblGrid>
       <w:tr>
         <w:trPr>
@@ -331,16 +331,9 @@
                 <w:sz w:val="20"/>
                 <w:szCs w:val="20"/>
               </w:rPr>
-              <w:t xml:space="preserve">Thanh toán {{guarantee_rate}}% giá trị </w:t>
+              <w:t>Thanh toán {{guarantee_rate</w:t>
             </w:r>
-            <w:r>
-              <w:rPr>
-                <w:rFonts w:ascii="Times New Roman" w:hAnsi="Times New Roman" w:cs="Times New Roman"/>
-                <w:sz w:val="20"/>
-                <w:szCs w:val="20"/>
-              </w:rPr>
-              <w:t>{{description}}</w:t>
-            </w:r>
+            <w:proofErr w:type="gramStart"/>
             <w:r>
               <w:rPr>
                 <w:rFonts w:ascii="Times New Roman" w:hAnsi="Times New Roman" w:cs="Times New Roman"/>
@@ -348,16 +341,9 @@
                 <w:sz w:val="20"/>
                 <w:szCs w:val="20"/>
               </w:rPr>
-              <w:t>, số khung:</w:t>
+              <w:t>}}%</w:t>
             </w:r>
-            <w:r>
-              <w:rPr>
-                <w:rFonts w:ascii="Times New Roman" w:hAnsi="Times New Roman" w:cs="Times New Roman"/>
-                <w:sz w:val="20"/>
-                <w:szCs w:val="20"/>
-              </w:rPr>
-              <w:t xml:space="preserve"> {{chassis}}</w:t>
-            </w:r>
+            <w:proofErr w:type="gramEnd"/>
             <w:r>
               <w:rPr>
                 <w:rFonts w:ascii="Times New Roman" w:hAnsi="Times New Roman" w:cs="Times New Roman"/>
@@ -365,7 +351,7 @@
                 <w:sz w:val="20"/>
                 <w:szCs w:val="20"/>
               </w:rPr>
-              <w:t>, số máy:</w:t>
+              <w:t xml:space="preserve"> giá trị </w:t>
             </w:r>
             <w:r>
               <w:rPr>
@@ -373,7 +359,7 @@
                 <w:sz w:val="20"/>
                 <w:szCs w:val="20"/>
               </w:rPr>
-              <w:t xml:space="preserve"> {{engine}} </w:t>
+              <w:t>{{description}}</w:t>
             </w:r>
             <w:r>
               <w:rPr>
@@ -382,7 +368,61 @@
                 <w:sz w:val="20"/>
                 <w:szCs w:val="20"/>
               </w:rPr>
-              <w:t>theo bảo lãnh thanh toán số: {{TBL}}(Ref: {{REF}}) ngày 46063</w:t>
+              <w:t>, số khung:</w:t>
+            </w:r>
+            <w:r>
+              <w:rPr>
+                <w:rFonts w:ascii="Times New Roman" w:hAnsi="Times New Roman" w:cs="Times New Roman"/>
+                <w:sz w:val="20"/>
+                <w:szCs w:val="20"/>
+              </w:rPr>
+              <w:t xml:space="preserve"> {{chassis}}</w:t>
+            </w:r>
+            <w:r>
+              <w:rPr>
+                <w:rFonts w:ascii="Times New Roman" w:hAnsi="Times New Roman" w:cs="Times New Roman"/>
+                <w:color w:val="6373BA"/>
+                <w:sz w:val="20"/>
+                <w:szCs w:val="20"/>
+              </w:rPr>
+              <w:t>, số máy:</w:t>
+            </w:r>
+            <w:r>
+              <w:rPr>
+                <w:rFonts w:ascii="Times New Roman" w:hAnsi="Times New Roman" w:cs="Times New Roman"/>
+                <w:sz w:val="20"/>
+                <w:szCs w:val="20"/>
+              </w:rPr>
+              <w:t xml:space="preserve"> {{engine}} </w:t>
+            </w:r>
+            <w:r>
+              <w:rPr>
+                <w:rFonts w:ascii="Times New Roman" w:hAnsi="Times New Roman" w:cs="Times New Roman"/>
+                <w:color w:val="6373BA"/>
+                <w:sz w:val="20"/>
+                <w:szCs w:val="20"/>
+              </w:rPr>
+              <w:t>theo bảo lãnh thanh toán số: {{TBL</w:t>
+            </w:r>
+            <w:proofErr w:type="gramStart"/>
+            <w:r>
+              <w:rPr>
+                <w:rFonts w:ascii="Times New Roman" w:hAnsi="Times New Roman" w:cs="Times New Roman"/>
+                <w:color w:val="6373BA"/>
+                <w:sz w:val="20"/>
+                <w:szCs w:val="20"/>
+              </w:rPr>
+              <w:t>}}(</w:t>
+            </w:r>
+            <w:proofErr w:type="gramEnd"/>
+            <w:r>
+              <w:rPr>
+                <w:rFonts w:ascii="Times New Roman" w:hAnsi="Times New Roman" w:cs="Times New Roman"/>
+                <w:color w:val="6373BA"/>
+                <w:sz w:val="20"/>
+                <w:szCs w:val="20"/>
+              </w:rPr>
+              <w:t>Ref: {{REF}}) ngày 46063</w:t>
             </w:r>
           </w:p>
         </w:tc>
@@ -477,7 +517,7 @@
                 <w:i/>
                 <w:color w:val="156082" w:themeColor="accent1"/>
               </w:rPr>
-              <w:t>{{ CURRENT_DATE}}</w:t>
+              <w:t>{{CURRENT_DATE}}</w:t>
             </w:r>
           </w:p>
         </w:tc>
@@ -633,16 +673,26 @@
           <w:i/>
           <w:sz w:val="24"/>
         </w:rPr>
-        <w:t>total_vehicle_tex</w:t>
-      </w:r>
+        <w:t>total_vehicle_</w:t>
+      </w:r>
+      <w:proofErr w:type="gramStart"/>
       <w:r>
         <w:rPr>
           <w:rFonts w:ascii="Times New Roman" w:eastAsia="Times New Roman" w:hAnsi="Times New Roman" w:cs="Times New Roman"/>
           <w:i/>
           <w:sz w:val="24"/>
         </w:rPr>
+        <w:t>tex</w:t>
+      </w:r>
+      <w:r>
+        <w:rPr>
+          <w:rFonts w:ascii="Times New Roman" w:eastAsia="Times New Roman" w:hAnsi="Times New Roman" w:cs="Times New Roman"/>
+          <w:i/>
+          <w:sz w:val="24"/>
+        </w:rPr>
         <w:t>t}})</w:t>
       </w:r>
+      <w:proofErr w:type="gramEnd"/>
     </w:p>
     <w:p>
       <w:pPr>
@@ -730,8 +780,18 @@
           <w:color w:val="000099"/>
           <w:sz w:val="24"/>
         </w:rPr>
-        <w:t>Theo đề xuất của P.KHDN</w:t>
-      </w:r>
+        <w:t xml:space="preserve">Theo đề xuất của </w:t>
+      </w:r>
+      <w:proofErr w:type="gramStart"/>
+      <w:r>
+        <w:rPr>
+          <w:rFonts w:ascii="Times New Roman" w:eastAsia="Times New Roman" w:hAnsi="Times New Roman" w:cs="Times New Roman"/>
+          <w:color w:val="000099"/>
+          <w:sz w:val="24"/>
+        </w:rPr>
+        <w:t>P.KHDN</w:t>
+      </w:r>
+      <w:proofErr w:type="gramEnd"/>
     </w:p>
     <w:p>
       <w:pPr>

--- a/src/main/resources/templates/GiaiNgan/y-kien-quan-tri.docx
+++ b/src/main/resources/templates/GiaiNgan/y-kien-quan-tri.docx
@@ -122,10 +122,10 @@
         <w:tblLook w:val="04A0" w:firstRow="1" w:lastRow="0" w:firstColumn="1" w:lastColumn="0" w:noHBand="0" w:noVBand="1"/>
       </w:tblPr>
       <w:tblGrid>
-        <w:gridCol w:w="890"/>
-        <w:gridCol w:w="3661"/>
+        <w:gridCol w:w="891"/>
+        <w:gridCol w:w="3656"/>
         <w:gridCol w:w="1807"/>
-        <w:gridCol w:w="3213"/>
+        <w:gridCol w:w="3217"/>
       </w:tblGrid>
       <w:tr>
         <w:trPr>
@@ -331,9 +331,8 @@
                 <w:sz w:val="20"/>
                 <w:szCs w:val="20"/>
               </w:rPr>
-              <w:t>Thanh toán {{guarantee_rate</w:t>
+              <w:t>Thanh toán {{</w:t>
             </w:r>
-            <w:proofErr w:type="gramStart"/>
             <w:r>
               <w:rPr>
                 <w:rFonts w:ascii="Times New Roman" w:hAnsi="Times New Roman" w:cs="Times New Roman"/>
@@ -341,9 +340,8 @@
                 <w:sz w:val="20"/>
                 <w:szCs w:val="20"/>
               </w:rPr>
-              <w:t>}}%</w:t>
+              <w:t>g</w:t>
             </w:r>
-            <w:proofErr w:type="gramEnd"/>
             <w:r>
               <w:rPr>
                 <w:rFonts w:ascii="Times New Roman" w:hAnsi="Times New Roman" w:cs="Times New Roman"/>
@@ -351,7 +349,7 @@
                 <w:sz w:val="20"/>
                 <w:szCs w:val="20"/>
               </w:rPr>
-              <w:t xml:space="preserve"> giá trị </w:t>
+              <w:t xml:space="preserve">ate}}% giá trị </w:t>
             </w:r>
             <w:r>
               <w:rPr>
@@ -402,27 +400,7 @@
                 <w:sz w:val="20"/>
                 <w:szCs w:val="20"/>
               </w:rPr>
-              <w:t>theo bảo lãnh thanh toán số: {{TBL</w:t>
-            </w:r>
-            <w:proofErr w:type="gramStart"/>
-            <w:r>
-              <w:rPr>
-                <w:rFonts w:ascii="Times New Roman" w:hAnsi="Times New Roman" w:cs="Times New Roman"/>
-                <w:color w:val="6373BA"/>
-                <w:sz w:val="20"/>
-                <w:szCs w:val="20"/>
-              </w:rPr>
-              <w:t>}}(</w:t>
-            </w:r>
-            <w:proofErr w:type="gramEnd"/>
-            <w:r>
-              <w:rPr>
-                <w:rFonts w:ascii="Times New Roman" w:hAnsi="Times New Roman" w:cs="Times New Roman"/>
-                <w:color w:val="6373BA"/>
-                <w:sz w:val="20"/>
-                <w:szCs w:val="20"/>
-              </w:rPr>
-              <w:t>Ref: {{REF}}) ngày 46063</w:t>
+              <w:t>theo bảo lãnh thanh toán số: {{TBL}}(Ref: {{REF}}) ngày 46063</w:t>
             </w:r>
           </w:p>
         </w:tc>
@@ -673,26 +651,16 @@
           <w:i/>
           <w:sz w:val="24"/>
         </w:rPr>
-        <w:t>total_vehicle_</w:t>
-      </w:r>
-      <w:proofErr w:type="gramStart"/>
+        <w:t>total_vehicle_tex</w:t>
+      </w:r>
       <w:r>
         <w:rPr>
           <w:rFonts w:ascii="Times New Roman" w:eastAsia="Times New Roman" w:hAnsi="Times New Roman" w:cs="Times New Roman"/>
           <w:i/>
           <w:sz w:val="24"/>
         </w:rPr>
-        <w:t>tex</w:t>
-      </w:r>
-      <w:r>
-        <w:rPr>
-          <w:rFonts w:ascii="Times New Roman" w:eastAsia="Times New Roman" w:hAnsi="Times New Roman" w:cs="Times New Roman"/>
-          <w:i/>
-          <w:sz w:val="24"/>
-        </w:rPr>
         <w:t>t}})</w:t>
       </w:r>
-      <w:proofErr w:type="gramEnd"/>
     </w:p>
     <w:p>
       <w:pPr>
@@ -780,18 +748,8 @@
           <w:color w:val="000099"/>
           <w:sz w:val="24"/>
         </w:rPr>
-        <w:t xml:space="preserve">Theo đề xuất của </w:t>
-      </w:r>
-      <w:proofErr w:type="gramStart"/>
-      <w:r>
-        <w:rPr>
-          <w:rFonts w:ascii="Times New Roman" w:eastAsia="Times New Roman" w:hAnsi="Times New Roman" w:cs="Times New Roman"/>
-          <w:color w:val="000099"/>
-          <w:sz w:val="24"/>
-        </w:rPr>
-        <w:t>P.KHDN</w:t>
-      </w:r>
-      <w:proofErr w:type="gramEnd"/>
+        <w:t>Theo đề xuất của P.KHDN</w:t>
+      </w:r>
     </w:p>
     <w:p>
       <w:pPr>
